--- a/tsis3/System Specification (SSOT).docx
+++ b/tsis3/System Specification (SSOT).docx
@@ -40,7 +40,7 @@
         <w:pStyle w:val="Heading3"/>
         <w:rPr>
           <w:rFonts w:ascii="Times New Roman" w:hAnsi="Times New Roman" w:cs="Times New Roman"/>
-          <w:lang w:val="ru-RU"/>
+          <w:lang w:val="en-US"/>
         </w:rPr>
       </w:pPr>
       <w:r>
@@ -55,7 +55,7 @@
       <w:pPr>
         <w:rPr>
           <w:rFonts w:ascii="Times New Roman" w:hAnsi="Times New Roman" w:cs="Times New Roman"/>
-          <w:lang w:val="ru-RU"/>
+          <w:lang w:val="en-US"/>
         </w:rPr>
       </w:pPr>
       <w:r>
@@ -79,7 +79,7 @@
       <w:pPr>
         <w:rPr>
           <w:rFonts w:ascii="Times New Roman" w:hAnsi="Times New Roman" w:cs="Times New Roman"/>
-          <w:lang w:val="ru-RU"/>
+          <w:lang w:val="en-US"/>
         </w:rPr>
       </w:pPr>
       <w:r>
@@ -94,7 +94,7 @@
       <w:pPr>
         <w:rPr>
           <w:rFonts w:ascii="Times New Roman" w:hAnsi="Times New Roman" w:cs="Times New Roman"/>
-          <w:lang w:val="ru-RU"/>
+          <w:lang w:val="en-US"/>
         </w:rPr>
       </w:pPr>
       <w:r>
@@ -117,44 +117,59 @@
           <w:rFonts w:ascii="Times New Roman" w:hAnsi="Times New Roman" w:cs="Times New Roman"/>
           <w:lang w:val="en-US"/>
         </w:rPr>
-        <w:t>A clear breakdown of costs by component</w:t>
-      </w:r>
-    </w:p>
-    <w:p>
-      <w:pPr>
-        <w:rPr>
-          <w:rFonts w:ascii="Times New Roman" w:hAnsi="Times New Roman" w:cs="Times New Roman"/>
-          <w:lang w:val="en-US"/>
-        </w:rPr>
-      </w:pPr>
-      <w:r>
-        <w:rPr>
-          <w:rFonts w:ascii="Times New Roman" w:hAnsi="Times New Roman" w:cs="Times New Roman"/>
-          <w:lang w:val="en-US"/>
-        </w:rPr>
-        <w:t>Step-by-step explanation of how the total cost is calculated</w:t>
-      </w:r>
-    </w:p>
-    <w:p>
-      <w:pPr>
-        <w:rPr>
-          <w:rFonts w:ascii="Times New Roman" w:hAnsi="Times New Roman" w:cs="Times New Roman"/>
-          <w:lang w:val="ru-RU"/>
-        </w:rPr>
-      </w:pPr>
-      <w:r>
-        <w:rPr>
-          <w:rFonts w:ascii="Times New Roman" w:hAnsi="Times New Roman" w:cs="Times New Roman"/>
-          <w:lang w:val="en-US"/>
-        </w:rPr>
-        <w:t>An interactive chat interface for better user experience</w:t>
-      </w:r>
-    </w:p>
-    <w:p>
-      <w:pPr>
-        <w:rPr>
-          <w:rFonts w:ascii="Times New Roman" w:hAnsi="Times New Roman" w:cs="Times New Roman"/>
-          <w:lang w:val="ru-RU"/>
+        <w:t>A clear breakdown of costs by component across multiple cloud platforms (AWS, Azure, GCP, local providers)</w:t>
+      </w:r>
+    </w:p>
+    <w:p>
+      <w:pPr>
+        <w:rPr>
+          <w:rFonts w:ascii="Times New Roman" w:hAnsi="Times New Roman" w:cs="Times New Roman"/>
+          <w:lang w:val="en-US"/>
+        </w:rPr>
+      </w:pPr>
+      <w:r>
+        <w:rPr>
+          <w:rFonts w:ascii="Times New Roman" w:hAnsi="Times New Roman" w:cs="Times New Roman"/>
+          <w:lang w:val="en-US"/>
+        </w:rPr>
+        <w:t>Step-by-step interactive flows to calculate the total cost</w:t>
+      </w:r>
+    </w:p>
+    <w:p>
+      <w:pPr>
+        <w:rPr>
+          <w:rFonts w:ascii="Times New Roman" w:hAnsi="Times New Roman" w:cs="Times New Roman"/>
+          <w:lang w:val="en-US"/>
+        </w:rPr>
+      </w:pPr>
+      <w:r>
+        <w:rPr>
+          <w:rFonts w:ascii="Times New Roman" w:hAnsi="Times New Roman" w:cs="Times New Roman"/>
+          <w:lang w:val="en-US"/>
+        </w:rPr>
+        <w:t>An interactive chat interface with usage presets (Startup, Growth, Enterprise)</w:t>
+      </w:r>
+    </w:p>
+    <w:p>
+      <w:pPr>
+        <w:rPr>
+          <w:rFonts w:ascii="Times New Roman" w:hAnsi="Times New Roman" w:cs="Times New Roman"/>
+          <w:lang w:val="en-US"/>
+        </w:rPr>
+      </w:pPr>
+      <w:r>
+        <w:rPr>
+          <w:rFonts w:ascii="Times New Roman" w:hAnsi="Times New Roman" w:cs="Times New Roman"/>
+          <w:lang w:val="en-US"/>
+        </w:rPr>
+        <w:t>An integrated AI Chat Assistant powered by OpenAI to answer cloud-related questions</w:t>
+      </w:r>
+    </w:p>
+    <w:p>
+      <w:pPr>
+        <w:rPr>
+          <w:rFonts w:ascii="Times New Roman" w:hAnsi="Times New Roman" w:cs="Times New Roman"/>
+          <w:lang w:val="en-US"/>
         </w:rPr>
       </w:pPr>
       <w:r>
@@ -189,7 +204,7 @@
           <w:color w:val="auto"/>
           <w:sz w:val="24"/>
           <w:szCs w:val="24"/>
-          <w:lang w:val="ru-RU"/>
+          <w:lang w:val="en-US"/>
         </w:rPr>
       </w:pPr>
       <w:r>
@@ -205,7 +220,7 @@
         <w:pStyle w:val="Heading4"/>
         <w:rPr>
           <w:rFonts w:ascii="Times New Roman" w:hAnsi="Times New Roman" w:cs="Times New Roman"/>
-          <w:lang w:val="ru-RU"/>
+          <w:lang w:val="en-US"/>
         </w:rPr>
       </w:pPr>
       <w:r>
@@ -251,7 +266,7 @@
       <w:pPr>
         <w:rPr>
           <w:rFonts w:ascii="Times New Roman" w:hAnsi="Times New Roman" w:cs="Times New Roman"/>
-          <w:lang w:val="ru-RU"/>
+          <w:lang w:val="en-US"/>
         </w:rPr>
       </w:pPr>
       <w:r>
@@ -267,30 +282,60 @@
         <w:pStyle w:val="Heading4"/>
         <w:rPr>
           <w:rFonts w:ascii="Times New Roman" w:hAnsi="Times New Roman" w:cs="Times New Roman"/>
-          <w:lang w:val="ru-RU"/>
-        </w:rPr>
-      </w:pPr>
-      <w:r>
-        <w:rPr>
-          <w:rFonts w:ascii="Times New Roman" w:hAnsi="Times New Roman" w:cs="Times New Roman"/>
-          <w:lang w:val="en-US"/>
-        </w:rPr>
-        <w:t>2. Support for Multiple Cloud Components</w:t>
-      </w:r>
-    </w:p>
-    <w:p>
-      <w:pPr>
-        <w:rPr>
-          <w:rFonts w:ascii="Times New Roman" w:hAnsi="Times New Roman" w:cs="Times New Roman"/>
-          <w:lang w:val="ru-RU"/>
-        </w:rPr>
-      </w:pPr>
-      <w:r>
-        <w:rPr>
-          <w:rFonts w:ascii="Times New Roman" w:hAnsi="Times New Roman" w:cs="Times New Roman"/>
-          <w:lang w:val="en-US"/>
-        </w:rPr>
-        <w:t>The bot MUST support different types of cloud resources, including:</w:t>
+          <w:lang w:val="en-US"/>
+        </w:rPr>
+      </w:pPr>
+      <w:r>
+        <w:rPr>
+          <w:rFonts w:ascii="Times New Roman" w:hAnsi="Times New Roman" w:cs="Times New Roman"/>
+          <w:lang w:val="en-US"/>
+        </w:rPr>
+        <w:t xml:space="preserve">2. Support for Multiple Cloud </w:t>
+      </w:r>
+      <w:r>
+        <w:rPr>
+          <w:rFonts w:ascii="Times New Roman" w:hAnsi="Times New Roman" w:cs="Times New Roman"/>
+          <w:lang w:val="en-US"/>
+        </w:rPr>
+        <w:t xml:space="preserve">Platforms </w:t>
+      </w:r>
+      <w:r>
+        <w:rPr>
+          <w:rFonts w:ascii="Times New Roman" w:hAnsi="Times New Roman" w:cs="Times New Roman"/>
+          <w:lang w:val="en-US"/>
+        </w:rPr>
+        <w:t>Components</w:t>
+      </w:r>
+    </w:p>
+    <w:p>
+      <w:pPr>
+        <w:rPr>
+          <w:rFonts w:ascii="Times New Roman" w:hAnsi="Times New Roman" w:cs="Times New Roman"/>
+          <w:lang w:val="en-US"/>
+        </w:rPr>
+      </w:pPr>
+      <w:r>
+        <w:rPr>
+          <w:rFonts w:ascii="Times New Roman" w:hAnsi="Times New Roman" w:cs="Times New Roman"/>
+          <w:lang w:val="en-US"/>
+        </w:rPr>
+        <w:t xml:space="preserve">The bot MUST support multiple providers (e.g., AWS, Azure, GCP, PS Cloud, </w:t>
+      </w:r>
+      <w:proofErr w:type="spellStart"/>
+      <w:r>
+        <w:rPr>
+          <w:rFonts w:ascii="Times New Roman" w:hAnsi="Times New Roman" w:cs="Times New Roman"/>
+          <w:lang w:val="en-US"/>
+        </w:rPr>
+        <w:t>Qaztelecom</w:t>
+      </w:r>
+      <w:proofErr w:type="spellEnd"/>
+      <w:r>
+        <w:rPr>
+          <w:rFonts w:ascii="Times New Roman" w:hAnsi="Times New Roman" w:cs="Times New Roman"/>
+          <w:lang w:val="en-US"/>
+        </w:rPr>
+        <w:t>) in multiple currencies (USD, KZT) for various cloud resources, including:</w:t>
       </w:r>
     </w:p>
     <w:p>
@@ -455,6 +500,7 @@
           <w:rFonts w:ascii="Times New Roman" w:hAnsi="Times New Roman" w:cs="Times New Roman"/>
           <w:lang w:val="en-US"/>
         </w:rPr>
+        <w:lastRenderedPageBreak/>
         <w:t>Negative numbers</w:t>
       </w:r>
     </w:p>
@@ -485,7 +531,6 @@
           <w:rFonts w:ascii="Times New Roman" w:hAnsi="Times New Roman" w:cs="Times New Roman"/>
           <w:lang w:val="en-US"/>
         </w:rPr>
-        <w:lastRenderedPageBreak/>
         <w:t>Invalid data types</w:t>
       </w:r>
     </w:p>
@@ -956,6 +1001,7 @@
           <w:rFonts w:ascii="Times New Roman" w:hAnsi="Times New Roman" w:cs="Times New Roman"/>
           <w:lang w:val="kk-KZ"/>
         </w:rPr>
+        <w:lastRenderedPageBreak/>
         <w:t>2.</w:t>
       </w:r>
       <w:r>
@@ -1026,7 +1072,6 @@
           <w:iCs/>
           <w:lang w:val="kk-KZ"/>
         </w:rPr>
-        <w:lastRenderedPageBreak/>
         <w:t>Unit</w:t>
       </w:r>
       <w:r>
@@ -1292,12 +1337,126 @@
                 <w:lang w:val="en-US"/>
               </w:rPr>
             </w:pPr>
-            <w:r>
-              <w:rPr>
-                <w:rFonts w:ascii="Times New Roman" w:hAnsi="Times New Roman" w:cs="Times New Roman"/>
-              </w:rPr>
-              <w:t>Suitable for small applications, testing, and low traffic systems</w:t>
-            </w:r>
+            <w:proofErr w:type="spellStart"/>
+            <w:r>
+              <w:rPr>
+                <w:rFonts w:ascii="Times New Roman" w:hAnsi="Times New Roman" w:cs="Times New Roman"/>
+              </w:rPr>
+              <w:t>Suitable</w:t>
+            </w:r>
+            <w:proofErr w:type="spellEnd"/>
+            <w:r>
+              <w:rPr>
+                <w:rFonts w:ascii="Times New Roman" w:hAnsi="Times New Roman" w:cs="Times New Roman"/>
+              </w:rPr>
+              <w:t xml:space="preserve"> </w:t>
+            </w:r>
+            <w:proofErr w:type="spellStart"/>
+            <w:r>
+              <w:rPr>
+                <w:rFonts w:ascii="Times New Roman" w:hAnsi="Times New Roman" w:cs="Times New Roman"/>
+              </w:rPr>
+              <w:t>for</w:t>
+            </w:r>
+            <w:proofErr w:type="spellEnd"/>
+            <w:r>
+              <w:rPr>
+                <w:rFonts w:ascii="Times New Roman" w:hAnsi="Times New Roman" w:cs="Times New Roman"/>
+              </w:rPr>
+              <w:t xml:space="preserve"> </w:t>
+            </w:r>
+            <w:proofErr w:type="spellStart"/>
+            <w:r>
+              <w:rPr>
+                <w:rFonts w:ascii="Times New Roman" w:hAnsi="Times New Roman" w:cs="Times New Roman"/>
+              </w:rPr>
+              <w:t>small</w:t>
+            </w:r>
+            <w:proofErr w:type="spellEnd"/>
+            <w:r>
+              <w:rPr>
+                <w:rFonts w:ascii="Times New Roman" w:hAnsi="Times New Roman" w:cs="Times New Roman"/>
+              </w:rPr>
+              <w:t xml:space="preserve"> </w:t>
+            </w:r>
+            <w:proofErr w:type="spellStart"/>
+            <w:r>
+              <w:rPr>
+                <w:rFonts w:ascii="Times New Roman" w:hAnsi="Times New Roman" w:cs="Times New Roman"/>
+              </w:rPr>
+              <w:t>applications</w:t>
+            </w:r>
+            <w:proofErr w:type="spellEnd"/>
+            <w:r>
+              <w:rPr>
+                <w:rFonts w:ascii="Times New Roman" w:hAnsi="Times New Roman" w:cs="Times New Roman"/>
+              </w:rPr>
+              <w:t xml:space="preserve">, </w:t>
+            </w:r>
+            <w:proofErr w:type="spellStart"/>
+            <w:r>
+              <w:rPr>
+                <w:rFonts w:ascii="Times New Roman" w:hAnsi="Times New Roman" w:cs="Times New Roman"/>
+              </w:rPr>
+              <w:t>testing</w:t>
+            </w:r>
+            <w:proofErr w:type="spellEnd"/>
+            <w:r>
+              <w:rPr>
+                <w:rFonts w:ascii="Times New Roman" w:hAnsi="Times New Roman" w:cs="Times New Roman"/>
+              </w:rPr>
+              <w:t xml:space="preserve">, </w:t>
+            </w:r>
+            <w:proofErr w:type="spellStart"/>
+            <w:r>
+              <w:rPr>
+                <w:rFonts w:ascii="Times New Roman" w:hAnsi="Times New Roman" w:cs="Times New Roman"/>
+              </w:rPr>
+              <w:t>and</w:t>
+            </w:r>
+            <w:proofErr w:type="spellEnd"/>
+            <w:r>
+              <w:rPr>
+                <w:rFonts w:ascii="Times New Roman" w:hAnsi="Times New Roman" w:cs="Times New Roman"/>
+              </w:rPr>
+              <w:t xml:space="preserve"> </w:t>
+            </w:r>
+            <w:proofErr w:type="spellStart"/>
+            <w:r>
+              <w:rPr>
+                <w:rFonts w:ascii="Times New Roman" w:hAnsi="Times New Roman" w:cs="Times New Roman"/>
+              </w:rPr>
+              <w:t>low</w:t>
+            </w:r>
+            <w:proofErr w:type="spellEnd"/>
+            <w:r>
+              <w:rPr>
+                <w:rFonts w:ascii="Times New Roman" w:hAnsi="Times New Roman" w:cs="Times New Roman"/>
+              </w:rPr>
+              <w:t xml:space="preserve"> </w:t>
+            </w:r>
+            <w:proofErr w:type="spellStart"/>
+            <w:r>
+              <w:rPr>
+                <w:rFonts w:ascii="Times New Roman" w:hAnsi="Times New Roman" w:cs="Times New Roman"/>
+              </w:rPr>
+              <w:t>traffic</w:t>
+            </w:r>
+            <w:proofErr w:type="spellEnd"/>
+            <w:r>
+              <w:rPr>
+                <w:rFonts w:ascii="Times New Roman" w:hAnsi="Times New Roman" w:cs="Times New Roman"/>
+              </w:rPr>
+              <w:t xml:space="preserve"> </w:t>
+            </w:r>
+            <w:proofErr w:type="spellStart"/>
+            <w:r>
+              <w:rPr>
+                <w:rFonts w:ascii="Times New Roman" w:hAnsi="Times New Roman" w:cs="Times New Roman"/>
+              </w:rPr>
+              <w:t>systems</w:t>
+            </w:r>
+            <w:proofErr w:type="spellEnd"/>
           </w:p>
         </w:tc>
         <w:tc>
@@ -1333,6 +1492,7 @@
                 <w:lang w:val="en-US"/>
               </w:rPr>
             </w:pPr>
+            <w:proofErr w:type="spellStart"/>
             <w:r>
               <w:rPr>
                 <w:rFonts w:ascii="Times New Roman" w:hAnsi="Times New Roman" w:cs="Times New Roman"/>
@@ -1340,6 +1500,7 @@
               </w:rPr>
               <w:t>Standart</w:t>
             </w:r>
+            <w:proofErr w:type="spellEnd"/>
           </w:p>
         </w:tc>
         <w:tc>
@@ -1422,24 +1583,112 @@
                       <w:rFonts w:ascii="Times New Roman" w:hAnsi="Times New Roman" w:cs="Times New Roman"/>
                     </w:rPr>
                   </w:pPr>
+                  <w:proofErr w:type="spellStart"/>
                   <w:r>
                     <w:rPr>
                       <w:rFonts w:ascii="Times New Roman" w:hAnsi="Times New Roman" w:cs="Times New Roman"/>
                     </w:rPr>
-                    <w:t>Designed for medium</w:t>
+                    <w:t>Designed</w:t>
                   </w:r>
+                  <w:proofErr w:type="spellEnd"/>
+                  <w:r>
+                    <w:rPr>
+                      <w:rFonts w:ascii="Times New Roman" w:hAnsi="Times New Roman" w:cs="Times New Roman"/>
+                    </w:rPr>
+                    <w:t xml:space="preserve"> </w:t>
+                  </w:r>
+                  <w:proofErr w:type="spellStart"/>
+                  <w:r>
+                    <w:rPr>
+                      <w:rFonts w:ascii="Times New Roman" w:hAnsi="Times New Roman" w:cs="Times New Roman"/>
+                    </w:rPr>
+                    <w:t>for</w:t>
+                  </w:r>
+                  <w:proofErr w:type="spellEnd"/>
+                  <w:r>
+                    <w:rPr>
+                      <w:rFonts w:ascii="Times New Roman" w:hAnsi="Times New Roman" w:cs="Times New Roman"/>
+                    </w:rPr>
+                    <w:t xml:space="preserve"> </w:t>
+                  </w:r>
+                  <w:proofErr w:type="spellStart"/>
+                  <w:r>
+                    <w:rPr>
+                      <w:rFonts w:ascii="Times New Roman" w:hAnsi="Times New Roman" w:cs="Times New Roman"/>
+                    </w:rPr>
+                    <w:t>medium</w:t>
+                  </w:r>
+                  <w:proofErr w:type="spellEnd"/>
                   <w:r>
                     <w:rPr>
                       <w:rFonts w:ascii="Times New Roman" w:hAnsi="Times New Roman" w:cs="Times New Roman"/>
                     </w:rPr>
                     <w:t xml:space="preserve">- </w:t>
                   </w:r>
+                  <w:proofErr w:type="spellStart"/>
                   <w:r>
                     <w:rPr>
                       <w:rFonts w:ascii="Times New Roman" w:hAnsi="Times New Roman" w:cs="Times New Roman"/>
                     </w:rPr>
-                    <w:t>scale applications with moderate traffic</w:t>
+                    <w:t>scale</w:t>
                   </w:r>
+                  <w:proofErr w:type="spellEnd"/>
+                  <w:r>
+                    <w:rPr>
+                      <w:rFonts w:ascii="Times New Roman" w:hAnsi="Times New Roman" w:cs="Times New Roman"/>
+                    </w:rPr>
+                    <w:t xml:space="preserve"> </w:t>
+                  </w:r>
+                  <w:proofErr w:type="spellStart"/>
+                  <w:r>
+                    <w:rPr>
+                      <w:rFonts w:ascii="Times New Roman" w:hAnsi="Times New Roman" w:cs="Times New Roman"/>
+                    </w:rPr>
+                    <w:t>applications</w:t>
+                  </w:r>
+                  <w:proofErr w:type="spellEnd"/>
+                  <w:r>
+                    <w:rPr>
+                      <w:rFonts w:ascii="Times New Roman" w:hAnsi="Times New Roman" w:cs="Times New Roman"/>
+                    </w:rPr>
+                    <w:t xml:space="preserve"> </w:t>
+                  </w:r>
+                  <w:proofErr w:type="spellStart"/>
+                  <w:r>
+                    <w:rPr>
+                      <w:rFonts w:ascii="Times New Roman" w:hAnsi="Times New Roman" w:cs="Times New Roman"/>
+                    </w:rPr>
+                    <w:t>with</w:t>
+                  </w:r>
+                  <w:proofErr w:type="spellEnd"/>
+                  <w:r>
+                    <w:rPr>
+                      <w:rFonts w:ascii="Times New Roman" w:hAnsi="Times New Roman" w:cs="Times New Roman"/>
+                    </w:rPr>
+                    <w:t xml:space="preserve"> </w:t>
+                  </w:r>
+                  <w:proofErr w:type="spellStart"/>
+                  <w:r>
+                    <w:rPr>
+                      <w:rFonts w:ascii="Times New Roman" w:hAnsi="Times New Roman" w:cs="Times New Roman"/>
+                    </w:rPr>
+                    <w:t>moderate</w:t>
+                  </w:r>
+                  <w:proofErr w:type="spellEnd"/>
+                  <w:r>
+                    <w:rPr>
+                      <w:rFonts w:ascii="Times New Roman" w:hAnsi="Times New Roman" w:cs="Times New Roman"/>
+                    </w:rPr>
+                    <w:t xml:space="preserve"> </w:t>
+                  </w:r>
+                  <w:proofErr w:type="spellStart"/>
+                  <w:r>
+                    <w:rPr>
+                      <w:rFonts w:ascii="Times New Roman" w:hAnsi="Times New Roman" w:cs="Times New Roman"/>
+                    </w:rPr>
+                    <w:t>traffic</w:t>
+                  </w:r>
+                  <w:proofErr w:type="spellEnd"/>
                 </w:p>
               </w:tc>
             </w:tr>
@@ -1513,12 +1762,98 @@
               </w:rPr>
               <w:t>I</w:t>
             </w:r>
-            <w:r>
-              <w:rPr>
-                <w:rFonts w:ascii="Times New Roman" w:hAnsi="Times New Roman" w:cs="Times New Roman"/>
-              </w:rPr>
-              <w:t>ntended for high-performance applications with heavy workloads</w:t>
-            </w:r>
+            <w:proofErr w:type="spellStart"/>
+            <w:r>
+              <w:rPr>
+                <w:rFonts w:ascii="Times New Roman" w:hAnsi="Times New Roman" w:cs="Times New Roman"/>
+              </w:rPr>
+              <w:t>ntended</w:t>
+            </w:r>
+            <w:proofErr w:type="spellEnd"/>
+            <w:r>
+              <w:rPr>
+                <w:rFonts w:ascii="Times New Roman" w:hAnsi="Times New Roman" w:cs="Times New Roman"/>
+              </w:rPr>
+              <w:t xml:space="preserve"> </w:t>
+            </w:r>
+            <w:proofErr w:type="spellStart"/>
+            <w:r>
+              <w:rPr>
+                <w:rFonts w:ascii="Times New Roman" w:hAnsi="Times New Roman" w:cs="Times New Roman"/>
+              </w:rPr>
+              <w:t>for</w:t>
+            </w:r>
+            <w:proofErr w:type="spellEnd"/>
+            <w:r>
+              <w:rPr>
+                <w:rFonts w:ascii="Times New Roman" w:hAnsi="Times New Roman" w:cs="Times New Roman"/>
+              </w:rPr>
+              <w:t xml:space="preserve"> </w:t>
+            </w:r>
+            <w:proofErr w:type="spellStart"/>
+            <w:r>
+              <w:rPr>
+                <w:rFonts w:ascii="Times New Roman" w:hAnsi="Times New Roman" w:cs="Times New Roman"/>
+              </w:rPr>
+              <w:t>high-performance</w:t>
+            </w:r>
+            <w:proofErr w:type="spellEnd"/>
+            <w:r>
+              <w:rPr>
+                <w:rFonts w:ascii="Times New Roman" w:hAnsi="Times New Roman" w:cs="Times New Roman"/>
+              </w:rPr>
+              <w:t xml:space="preserve"> </w:t>
+            </w:r>
+            <w:proofErr w:type="spellStart"/>
+            <w:r>
+              <w:rPr>
+                <w:rFonts w:ascii="Times New Roman" w:hAnsi="Times New Roman" w:cs="Times New Roman"/>
+              </w:rPr>
+              <w:t>applications</w:t>
+            </w:r>
+            <w:proofErr w:type="spellEnd"/>
+            <w:r>
+              <w:rPr>
+                <w:rFonts w:ascii="Times New Roman" w:hAnsi="Times New Roman" w:cs="Times New Roman"/>
+              </w:rPr>
+              <w:t xml:space="preserve"> </w:t>
+            </w:r>
+            <w:proofErr w:type="spellStart"/>
+            <w:r>
+              <w:rPr>
+                <w:rFonts w:ascii="Times New Roman" w:hAnsi="Times New Roman" w:cs="Times New Roman"/>
+              </w:rPr>
+              <w:t>with</w:t>
+            </w:r>
+            <w:proofErr w:type="spellEnd"/>
+            <w:r>
+              <w:rPr>
+                <w:rFonts w:ascii="Times New Roman" w:hAnsi="Times New Roman" w:cs="Times New Roman"/>
+              </w:rPr>
+              <w:t xml:space="preserve"> </w:t>
+            </w:r>
+            <w:proofErr w:type="spellStart"/>
+            <w:r>
+              <w:rPr>
+                <w:rFonts w:ascii="Times New Roman" w:hAnsi="Times New Roman" w:cs="Times New Roman"/>
+              </w:rPr>
+              <w:t>heavy</w:t>
+            </w:r>
+            <w:proofErr w:type="spellEnd"/>
+            <w:r>
+              <w:rPr>
+                <w:rFonts w:ascii="Times New Roman" w:hAnsi="Times New Roman" w:cs="Times New Roman"/>
+              </w:rPr>
+              <w:t xml:space="preserve"> </w:t>
+            </w:r>
+            <w:proofErr w:type="spellStart"/>
+            <w:r>
+              <w:rPr>
+                <w:rFonts w:ascii="Times New Roman" w:hAnsi="Times New Roman" w:cs="Times New Roman"/>
+              </w:rPr>
+              <w:t>workloads</w:t>
+            </w:r>
+            <w:proofErr w:type="spellEnd"/>
           </w:p>
         </w:tc>
         <w:tc>
@@ -1725,7 +2060,9 @@
         <w:pStyle w:val="Heading2"/>
         <w:rPr>
           <w:rFonts w:ascii="Times New Roman" w:hAnsi="Times New Roman" w:cs="Times New Roman"/>
-          <w:lang w:val="kk-KZ"/>
+          <w:sz w:val="28"/>
+          <w:szCs w:val="28"/>
+          <w:lang w:val="en-US"/>
         </w:rPr>
       </w:pPr>
       <w:r>
@@ -1747,356 +2084,147 @@
       <w:r>
         <w:rPr>
           <w:rFonts w:ascii="Times New Roman" w:hAnsi="Times New Roman" w:cs="Times New Roman"/>
-          <w:lang w:val="kk-KZ"/>
-        </w:rPr>
-        <w:t>3.</w:t>
-      </w:r>
-      <w:r>
-        <w:rPr>
-          <w:rFonts w:ascii="Times New Roman" w:hAnsi="Times New Roman" w:cs="Times New Roman"/>
-          <w:lang w:val="en-US"/>
-        </w:rPr>
-        <w:t>1</w:t>
-      </w:r>
-      <w:r>
-        <w:rPr>
-          <w:rFonts w:ascii="Times New Roman" w:hAnsi="Times New Roman" w:cs="Times New Roman"/>
-          <w:lang w:val="kk-KZ"/>
-        </w:rPr>
-        <w:t xml:space="preserve"> Pricing Table</w:t>
-      </w:r>
-    </w:p>
-    <w:p>
-      <w:pPr>
-        <w:rPr>
-          <w:rFonts w:ascii="Times New Roman" w:hAnsi="Times New Roman" w:cs="Times New Roman"/>
-          <w:lang w:val="kk-KZ"/>
-        </w:rPr>
-      </w:pPr>
-      <w:r>
-        <w:rPr>
-          <w:rFonts w:ascii="Times New Roman" w:hAnsi="Times New Roman" w:cs="Times New Roman"/>
-          <w:lang w:val="kk-KZ"/>
-        </w:rPr>
-        <w:t>The system MUST use the following pricing configuration:</w:t>
-      </w:r>
-    </w:p>
-    <w:tbl>
-      <w:tblPr>
-        <w:tblStyle w:val="TableGrid"/>
-        <w:tblW w:w="8587" w:type="dxa"/>
-        <w:tblLook w:val="04A0" w:firstRow="1" w:lastRow="0" w:firstColumn="1" w:lastColumn="0" w:noHBand="0" w:noVBand="1"/>
-      </w:tblPr>
-      <w:tblGrid>
-        <w:gridCol w:w="4067"/>
-        <w:gridCol w:w="3076"/>
-        <w:gridCol w:w="1444"/>
-      </w:tblGrid>
-      <w:tr>
-        <w:trPr>
-          <w:trHeight w:val="583"/>
-        </w:trPr>
-        <w:tc>
-          <w:tcPr>
-            <w:tcW w:w="0" w:type="auto"/>
-            <w:shd w:val="clear" w:color="auto" w:fill="E8E8E8" w:themeFill="background2"/>
-            <w:hideMark/>
-          </w:tcPr>
-          <w:p>
-            <w:pPr>
-              <w:spacing w:after="160" w:line="278" w:lineRule="auto"/>
-              <w:rPr>
-                <w:rFonts w:ascii="Times New Roman" w:hAnsi="Times New Roman" w:cs="Times New Roman"/>
-                <w:b/>
-                <w:bCs/>
-              </w:rPr>
-            </w:pPr>
-            <w:r>
-              <w:rPr>
-                <w:rFonts w:ascii="Times New Roman" w:hAnsi="Times New Roman" w:cs="Times New Roman"/>
-                <w:b/>
-                <w:bCs/>
-              </w:rPr>
-              <w:t>Component</w:t>
-            </w:r>
-          </w:p>
-        </w:tc>
-        <w:tc>
-          <w:tcPr>
-            <w:tcW w:w="0" w:type="auto"/>
-            <w:shd w:val="clear" w:color="auto" w:fill="E8E8E8" w:themeFill="background2"/>
-            <w:hideMark/>
-          </w:tcPr>
-          <w:p>
-            <w:pPr>
-              <w:spacing w:after="160" w:line="278" w:lineRule="auto"/>
-              <w:rPr>
-                <w:rFonts w:ascii="Times New Roman" w:hAnsi="Times New Roman" w:cs="Times New Roman"/>
-                <w:b/>
-                <w:bCs/>
-              </w:rPr>
-            </w:pPr>
-            <w:r>
-              <w:rPr>
-                <w:rFonts w:ascii="Times New Roman" w:hAnsi="Times New Roman" w:cs="Times New Roman"/>
-                <w:b/>
-                <w:bCs/>
-              </w:rPr>
-              <w:t>Unit</w:t>
-            </w:r>
-          </w:p>
-        </w:tc>
-        <w:tc>
-          <w:tcPr>
-            <w:tcW w:w="0" w:type="auto"/>
-            <w:shd w:val="clear" w:color="auto" w:fill="E8E8E8" w:themeFill="background2"/>
-            <w:hideMark/>
-          </w:tcPr>
-          <w:p>
-            <w:pPr>
-              <w:spacing w:after="160" w:line="278" w:lineRule="auto"/>
-              <w:rPr>
-                <w:rFonts w:ascii="Times New Roman" w:hAnsi="Times New Roman" w:cs="Times New Roman"/>
-                <w:b/>
-                <w:bCs/>
-              </w:rPr>
-            </w:pPr>
-            <w:r>
-              <w:rPr>
-                <w:rFonts w:ascii="Times New Roman" w:hAnsi="Times New Roman" w:cs="Times New Roman"/>
-                <w:b/>
-                <w:bCs/>
-              </w:rPr>
-              <w:t>Price</w:t>
-            </w:r>
-          </w:p>
-        </w:tc>
-      </w:tr>
-      <w:tr>
-        <w:trPr>
-          <w:trHeight w:val="583"/>
-        </w:trPr>
-        <w:tc>
-          <w:tcPr>
-            <w:tcW w:w="0" w:type="auto"/>
-            <w:hideMark/>
-          </w:tcPr>
-          <w:p>
-            <w:pPr>
-              <w:spacing w:after="160" w:line="278" w:lineRule="auto"/>
-              <w:rPr>
-                <w:rFonts w:ascii="Times New Roman" w:hAnsi="Times New Roman" w:cs="Times New Roman"/>
-              </w:rPr>
-            </w:pPr>
-            <w:r>
-              <w:rPr>
-                <w:rFonts w:ascii="Times New Roman" w:hAnsi="Times New Roman" w:cs="Times New Roman"/>
-              </w:rPr>
-              <w:t>Compute</w:t>
-            </w:r>
-          </w:p>
-        </w:tc>
-        <w:tc>
-          <w:tcPr>
-            <w:tcW w:w="0" w:type="auto"/>
-            <w:hideMark/>
-          </w:tcPr>
-          <w:p>
-            <w:pPr>
-              <w:spacing w:after="160" w:line="278" w:lineRule="auto"/>
-              <w:rPr>
-                <w:rFonts w:ascii="Times New Roman" w:hAnsi="Times New Roman" w:cs="Times New Roman"/>
-              </w:rPr>
-            </w:pPr>
-            <w:r>
-              <w:rPr>
-                <w:rFonts w:ascii="Times New Roman" w:hAnsi="Times New Roman" w:cs="Times New Roman"/>
-              </w:rPr>
-              <w:t>Per hour</w:t>
-            </w:r>
-          </w:p>
-        </w:tc>
-        <w:tc>
-          <w:tcPr>
-            <w:tcW w:w="0" w:type="auto"/>
-            <w:hideMark/>
-          </w:tcPr>
-          <w:p>
-            <w:pPr>
-              <w:spacing w:after="160" w:line="278" w:lineRule="auto"/>
-              <w:rPr>
-                <w:rFonts w:ascii="Times New Roman" w:hAnsi="Times New Roman" w:cs="Times New Roman"/>
-              </w:rPr>
-            </w:pPr>
-            <w:r>
-              <w:rPr>
-                <w:rFonts w:ascii="Times New Roman" w:hAnsi="Times New Roman" w:cs="Times New Roman"/>
-              </w:rPr>
-              <w:t>$0.</w:t>
-            </w:r>
-            <w:r>
-              <w:rPr>
-                <w:rFonts w:ascii="Times New Roman" w:hAnsi="Times New Roman" w:cs="Times New Roman"/>
-              </w:rPr>
-              <w:t>1</w:t>
-            </w:r>
-          </w:p>
-        </w:tc>
-      </w:tr>
-      <w:tr>
-        <w:trPr>
-          <w:trHeight w:val="599"/>
-        </w:trPr>
-        <w:tc>
-          <w:tcPr>
-            <w:tcW w:w="0" w:type="auto"/>
-            <w:hideMark/>
-          </w:tcPr>
-          <w:p>
-            <w:pPr>
-              <w:spacing w:after="160" w:line="278" w:lineRule="auto"/>
-              <w:rPr>
-                <w:rFonts w:ascii="Times New Roman" w:hAnsi="Times New Roman" w:cs="Times New Roman"/>
-              </w:rPr>
-            </w:pPr>
-            <w:r>
-              <w:rPr>
-                <w:rFonts w:ascii="Times New Roman" w:hAnsi="Times New Roman" w:cs="Times New Roman"/>
-              </w:rPr>
-              <w:t>Storage</w:t>
-            </w:r>
-          </w:p>
-        </w:tc>
-        <w:tc>
-          <w:tcPr>
-            <w:tcW w:w="0" w:type="auto"/>
-            <w:hideMark/>
-          </w:tcPr>
-          <w:p>
-            <w:pPr>
-              <w:spacing w:after="160" w:line="278" w:lineRule="auto"/>
-              <w:rPr>
-                <w:rFonts w:ascii="Times New Roman" w:hAnsi="Times New Roman" w:cs="Times New Roman"/>
-              </w:rPr>
-            </w:pPr>
-            <w:r>
-              <w:rPr>
-                <w:rFonts w:ascii="Times New Roman" w:hAnsi="Times New Roman" w:cs="Times New Roman"/>
-              </w:rPr>
-              <w:t>Per GB/month</w:t>
-            </w:r>
-          </w:p>
-        </w:tc>
-        <w:tc>
-          <w:tcPr>
-            <w:tcW w:w="0" w:type="auto"/>
-            <w:hideMark/>
-          </w:tcPr>
-          <w:p>
-            <w:pPr>
-              <w:spacing w:after="160" w:line="278" w:lineRule="auto"/>
-              <w:rPr>
-                <w:rFonts w:ascii="Times New Roman" w:hAnsi="Times New Roman" w:cs="Times New Roman"/>
-              </w:rPr>
-            </w:pPr>
-            <w:r>
-              <w:rPr>
-                <w:rFonts w:ascii="Times New Roman" w:hAnsi="Times New Roman" w:cs="Times New Roman"/>
-              </w:rPr>
-              <w:t>$0.02</w:t>
-            </w:r>
-          </w:p>
-        </w:tc>
-      </w:tr>
-      <w:tr>
-        <w:trPr>
-          <w:trHeight w:val="583"/>
-        </w:trPr>
-        <w:tc>
-          <w:tcPr>
-            <w:tcW w:w="0" w:type="auto"/>
-            <w:hideMark/>
-          </w:tcPr>
-          <w:p>
-            <w:pPr>
-              <w:spacing w:after="160" w:line="278" w:lineRule="auto"/>
-              <w:rPr>
-                <w:rFonts w:ascii="Times New Roman" w:hAnsi="Times New Roman" w:cs="Times New Roman"/>
-              </w:rPr>
-            </w:pPr>
-            <w:r>
-              <w:rPr>
-                <w:rFonts w:ascii="Times New Roman" w:hAnsi="Times New Roman" w:cs="Times New Roman"/>
-              </w:rPr>
-              <w:lastRenderedPageBreak/>
-              <w:t>Bandwidth (Egress)</w:t>
-            </w:r>
-          </w:p>
-        </w:tc>
-        <w:tc>
-          <w:tcPr>
-            <w:tcW w:w="0" w:type="auto"/>
-            <w:hideMark/>
-          </w:tcPr>
-          <w:p>
-            <w:pPr>
-              <w:spacing w:after="160" w:line="278" w:lineRule="auto"/>
-              <w:rPr>
-                <w:rFonts w:ascii="Times New Roman" w:hAnsi="Times New Roman" w:cs="Times New Roman"/>
-              </w:rPr>
-            </w:pPr>
-            <w:r>
-              <w:rPr>
-                <w:rFonts w:ascii="Times New Roman" w:hAnsi="Times New Roman" w:cs="Times New Roman"/>
-              </w:rPr>
-              <w:t>Per GB</w:t>
-            </w:r>
-          </w:p>
-        </w:tc>
-        <w:tc>
-          <w:tcPr>
-            <w:tcW w:w="0" w:type="auto"/>
-            <w:hideMark/>
-          </w:tcPr>
-          <w:p>
-            <w:pPr>
-              <w:spacing w:after="160" w:line="278" w:lineRule="auto"/>
-              <w:rPr>
-                <w:rFonts w:ascii="Times New Roman" w:hAnsi="Times New Roman" w:cs="Times New Roman"/>
-              </w:rPr>
-            </w:pPr>
-            <w:r>
-              <w:rPr>
-                <w:rFonts w:ascii="Times New Roman" w:hAnsi="Times New Roman" w:cs="Times New Roman"/>
-              </w:rPr>
-              <w:t>$0.08</w:t>
-            </w:r>
-          </w:p>
-        </w:tc>
-      </w:tr>
-    </w:tbl>
-    <w:p>
-      <w:pPr>
-        <w:rPr>
-          <w:rFonts w:ascii="Times New Roman" w:hAnsi="Times New Roman" w:cs="Times New Roman"/>
-          <w:lang w:val="en-US"/>
-        </w:rPr>
-      </w:pPr>
-      <w:r>
-        <w:rPr>
-          <w:rFonts w:ascii="Times New Roman" w:hAnsi="Times New Roman" w:cs="Times New Roman"/>
-          <w:lang w:val="en-US"/>
-        </w:rPr>
+          <w:lang w:val="en-US"/>
+        </w:rPr>
+        <w:t>3.1 Multi-Platform Pricing Table</w:t>
+      </w:r>
+    </w:p>
+    <w:p>
+      <w:pPr>
+        <w:rPr>
+          <w:rFonts w:ascii="Times New Roman" w:hAnsi="Times New Roman" w:cs="Times New Roman"/>
+          <w:lang w:val="en-US"/>
+        </w:rPr>
+      </w:pPr>
+      <w:r>
+        <w:rPr>
+          <w:rFonts w:ascii="Times New Roman" w:hAnsi="Times New Roman" w:cs="Times New Roman"/>
+          <w:lang w:val="en-US"/>
+        </w:rPr>
+        <w:t xml:space="preserve">The system MUST use a multi-platform pricing configuration supporting AWS, Azure, GCP, and local providers (PS Cloud, </w:t>
+      </w:r>
+      <w:proofErr w:type="spellStart"/>
+      <w:r>
+        <w:rPr>
+          <w:rFonts w:ascii="Times New Roman" w:hAnsi="Times New Roman" w:cs="Times New Roman"/>
+          <w:lang w:val="en-US"/>
+        </w:rPr>
+        <w:t>Qaztelecom</w:t>
+      </w:r>
+      <w:proofErr w:type="spellEnd"/>
+      <w:r>
+        <w:rPr>
+          <w:rFonts w:ascii="Times New Roman" w:hAnsi="Times New Roman" w:cs="Times New Roman"/>
+          <w:lang w:val="en-US"/>
+        </w:rPr>
+        <w:t>), enabling multi-currency calculations (USD and KZT).</w:t>
+      </w:r>
+    </w:p>
+    <w:p>
+      <w:pPr>
+        <w:rPr>
+          <w:rFonts w:ascii="Times New Roman" w:hAnsi="Times New Roman" w:cs="Times New Roman"/>
+          <w:lang w:val="en-US"/>
+        </w:rPr>
+      </w:pPr>
+      <w:r>
+        <w:rPr>
+          <w:rFonts w:ascii="Times New Roman" w:hAnsi="Times New Roman" w:cs="Times New Roman"/>
+          <w:lang w:val="en-US"/>
+        </w:rPr>
+        <w:lastRenderedPageBreak/>
         <w:t xml:space="preserve">(Based on </w:t>
       </w:r>
       <w:hyperlink r:id="rId5" w:history="1">
+        <w:proofErr w:type="spellStart"/>
         <w:r>
           <w:rPr>
             <w:rStyle w:val="Hyperlink"/>
             <w:rFonts w:ascii="Times New Roman" w:hAnsi="Times New Roman" w:cs="Times New Roman"/>
           </w:rPr>
-          <w:t>Cloud Computing Cost Comparison 2026: AWS vs Azure vs GCP Pricing | CostSignals</w:t>
+          <w:t>Cloud</w:t>
         </w:r>
+        <w:proofErr w:type="spellEnd"/>
+        <w:r>
+          <w:rPr>
+            <w:rStyle w:val="Hyperlink"/>
+            <w:rFonts w:ascii="Times New Roman" w:hAnsi="Times New Roman" w:cs="Times New Roman"/>
+          </w:rPr>
+          <w:t xml:space="preserve"> Computing Cost </w:t>
+        </w:r>
+        <w:proofErr w:type="spellStart"/>
+        <w:r>
+          <w:rPr>
+            <w:rStyle w:val="Hyperlink"/>
+            <w:rFonts w:ascii="Times New Roman" w:hAnsi="Times New Roman" w:cs="Times New Roman"/>
+          </w:rPr>
+          <w:t>Comparison</w:t>
+        </w:r>
+        <w:proofErr w:type="spellEnd"/>
+        <w:r>
+          <w:rPr>
+            <w:rStyle w:val="Hyperlink"/>
+            <w:rFonts w:ascii="Times New Roman" w:hAnsi="Times New Roman" w:cs="Times New Roman"/>
+          </w:rPr>
+          <w:t xml:space="preserve"> 2026: AWS </w:t>
+        </w:r>
+        <w:proofErr w:type="spellStart"/>
+        <w:r>
+          <w:rPr>
+            <w:rStyle w:val="Hyperlink"/>
+            <w:rFonts w:ascii="Times New Roman" w:hAnsi="Times New Roman" w:cs="Times New Roman"/>
+          </w:rPr>
+          <w:t>vs</w:t>
+        </w:r>
+        <w:proofErr w:type="spellEnd"/>
+        <w:r>
+          <w:rPr>
+            <w:rStyle w:val="Hyperlink"/>
+            <w:rFonts w:ascii="Times New Roman" w:hAnsi="Times New Roman" w:cs="Times New Roman"/>
+          </w:rPr>
+          <w:t xml:space="preserve"> Azure </w:t>
+        </w:r>
+        <w:proofErr w:type="spellStart"/>
+        <w:r>
+          <w:rPr>
+            <w:rStyle w:val="Hyperlink"/>
+            <w:rFonts w:ascii="Times New Roman" w:hAnsi="Times New Roman" w:cs="Times New Roman"/>
+          </w:rPr>
+          <w:t>vs</w:t>
+        </w:r>
+        <w:proofErr w:type="spellEnd"/>
+        <w:r>
+          <w:rPr>
+            <w:rStyle w:val="Hyperlink"/>
+            <w:rFonts w:ascii="Times New Roman" w:hAnsi="Times New Roman" w:cs="Times New Roman"/>
+          </w:rPr>
+          <w:t xml:space="preserve"> GCP </w:t>
+        </w:r>
+        <w:proofErr w:type="spellStart"/>
+        <w:r>
+          <w:rPr>
+            <w:rStyle w:val="Hyperlink"/>
+            <w:rFonts w:ascii="Times New Roman" w:hAnsi="Times New Roman" w:cs="Times New Roman"/>
+          </w:rPr>
+          <w:t>Pricing</w:t>
+        </w:r>
+        <w:proofErr w:type="spellEnd"/>
+        <w:r>
+          <w:rPr>
+            <w:rStyle w:val="Hyperlink"/>
+            <w:rFonts w:ascii="Times New Roman" w:hAnsi="Times New Roman" w:cs="Times New Roman"/>
+          </w:rPr>
+          <w:t xml:space="preserve"> | </w:t>
+        </w:r>
+        <w:proofErr w:type="spellStart"/>
+        <w:r>
+          <w:rPr>
+            <w:rStyle w:val="Hyperlink"/>
+            <w:rFonts w:ascii="Times New Roman" w:hAnsi="Times New Roman" w:cs="Times New Roman"/>
+          </w:rPr>
+          <w:t>CostSignals</w:t>
+        </w:r>
+        <w:proofErr w:type="spellEnd"/>
       </w:hyperlink>
       <w:r>
         <w:rPr>
@@ -2190,7 +2318,7 @@
           <w:rFonts w:ascii="Times New Roman" w:hAnsi="Times New Roman" w:cs="Times New Roman"/>
           <w:i/>
           <w:iCs/>
-          <w:lang w:val="kk-KZ"/>
+          <w:lang w:val="en-US"/>
         </w:rPr>
       </w:pPr>
       <w:r>
@@ -2198,9 +2326,9 @@
           <w:rFonts w:ascii="Times New Roman" w:hAnsi="Times New Roman" w:cs="Times New Roman"/>
           <w:i/>
           <w:iCs/>
-          <w:lang w:val="kk-KZ"/>
-        </w:rPr>
-        <w:t>{</w:t>
+          <w:lang w:val="en-US"/>
+        </w:rPr>
+        <w:t>"platforms": {</w:t>
       </w:r>
     </w:p>
     <w:p>
@@ -2209,7 +2337,7 @@
           <w:rFonts w:ascii="Times New Roman" w:hAnsi="Times New Roman" w:cs="Times New Roman"/>
           <w:i/>
           <w:iCs/>
-          <w:lang w:val="kk-KZ"/>
+          <w:lang w:val="en-US"/>
         </w:rPr>
       </w:pPr>
       <w:r>
@@ -2217,10 +2345,11 @@
           <w:rFonts w:ascii="Times New Roman" w:hAnsi="Times New Roman" w:cs="Times New Roman"/>
           <w:i/>
           <w:iCs/>
-          <w:lang w:val="kk-KZ"/>
-        </w:rPr>
-        <w:t xml:space="preserve">  "compute_per_hour": 0.</w:t>
-      </w:r>
+          <w:lang w:val="en-US"/>
+        </w:rPr>
+        <w:t xml:space="preserve">    "</w:t>
+      </w:r>
+      <w:proofErr w:type="spellStart"/>
       <w:r>
         <w:rPr>
           <w:rFonts w:ascii="Times New Roman" w:hAnsi="Times New Roman" w:cs="Times New Roman"/>
@@ -2228,16 +2357,17 @@
           <w:iCs/>
           <w:lang w:val="en-US"/>
         </w:rPr>
-        <w:t>1</w:t>
-      </w:r>
+        <w:t>aws</w:t>
+      </w:r>
+      <w:proofErr w:type="spellEnd"/>
       <w:r>
         <w:rPr>
           <w:rFonts w:ascii="Times New Roman" w:hAnsi="Times New Roman" w:cs="Times New Roman"/>
           <w:i/>
           <w:iCs/>
-          <w:lang w:val="kk-KZ"/>
-        </w:rPr>
-        <w:t>,</w:t>
+          <w:lang w:val="en-US"/>
+        </w:rPr>
+        <w:t>": {</w:t>
       </w:r>
     </w:p>
     <w:p>
@@ -2246,7 +2376,7 @@
           <w:rFonts w:ascii="Times New Roman" w:hAnsi="Times New Roman" w:cs="Times New Roman"/>
           <w:i/>
           <w:iCs/>
-          <w:lang w:val="kk-KZ"/>
+          <w:lang w:val="en-US"/>
         </w:rPr>
       </w:pPr>
       <w:r>
@@ -2254,9 +2384,9 @@
           <w:rFonts w:ascii="Times New Roman" w:hAnsi="Times New Roman" w:cs="Times New Roman"/>
           <w:i/>
           <w:iCs/>
-          <w:lang w:val="kk-KZ"/>
-        </w:rPr>
-        <w:t xml:space="preserve">  "storage_per_gb": 0.02,</w:t>
+          <w:lang w:val="en-US"/>
+        </w:rPr>
+        <w:t xml:space="preserve">      "name": "Amazon Web Services (AWS)",</w:t>
       </w:r>
     </w:p>
     <w:p>
@@ -2265,7 +2395,7 @@
           <w:rFonts w:ascii="Times New Roman" w:hAnsi="Times New Roman" w:cs="Times New Roman"/>
           <w:i/>
           <w:iCs/>
-          <w:lang w:val="kk-KZ"/>
+          <w:lang w:val="en-US"/>
         </w:rPr>
       </w:pPr>
       <w:r>
@@ -2273,9 +2403,9 @@
           <w:rFonts w:ascii="Times New Roman" w:hAnsi="Times New Roman" w:cs="Times New Roman"/>
           <w:i/>
           <w:iCs/>
-          <w:lang w:val="kk-KZ"/>
-        </w:rPr>
-        <w:t xml:space="preserve">  "bandwidth_per_gb": 0.08,</w:t>
+          <w:lang w:val="en-US"/>
+        </w:rPr>
+        <w:t xml:space="preserve">      "currency": "USD",</w:t>
       </w:r>
     </w:p>
     <w:p>
@@ -2284,7 +2414,7 @@
           <w:rFonts w:ascii="Times New Roman" w:hAnsi="Times New Roman" w:cs="Times New Roman"/>
           <w:i/>
           <w:iCs/>
-          <w:lang w:val="kk-KZ"/>
+          <w:lang w:val="en-US"/>
         </w:rPr>
       </w:pPr>
       <w:r>
@@ -2292,46 +2422,48 @@
           <w:rFonts w:ascii="Times New Roman" w:hAnsi="Times New Roman" w:cs="Times New Roman"/>
           <w:i/>
           <w:iCs/>
-          <w:lang w:val="kk-KZ"/>
-        </w:rPr>
-        <w:t xml:space="preserve">  "database": {</w:t>
-      </w:r>
-    </w:p>
-    <w:p>
-      <w:pPr>
+          <w:lang w:val="en-US"/>
+        </w:rPr>
+        <w:t xml:space="preserve">      "</w:t>
+      </w:r>
+      <w:proofErr w:type="spellStart"/>
+      <w:r>
         <w:rPr>
           <w:rFonts w:ascii="Times New Roman" w:hAnsi="Times New Roman" w:cs="Times New Roman"/>
           <w:i/>
           <w:iCs/>
-          <w:lang w:val="kk-KZ"/>
-        </w:rPr>
-      </w:pPr>
+          <w:lang w:val="en-US"/>
+        </w:rPr>
+        <w:t>compute_per_hour</w:t>
+      </w:r>
+      <w:proofErr w:type="spellEnd"/>
       <w:r>
         <w:rPr>
           <w:rFonts w:ascii="Times New Roman" w:hAnsi="Times New Roman" w:cs="Times New Roman"/>
           <w:i/>
           <w:iCs/>
-          <w:lang w:val="kk-KZ"/>
-        </w:rPr>
-        <w:t xml:space="preserve">   </w:t>
-      </w:r>
-      <w:r>
+          <w:lang w:val="en-US"/>
+        </w:rPr>
+        <w:t>": 0.096,</w:t>
+      </w:r>
+    </w:p>
+    <w:p>
+      <w:pPr>
         <w:rPr>
           <w:rFonts w:ascii="Times New Roman" w:hAnsi="Times New Roman" w:cs="Times New Roman"/>
           <w:i/>
           <w:iCs/>
           <w:lang w:val="en-US"/>
         </w:rPr>
-        <w:tab/>
-      </w:r>
+      </w:pPr>
       <w:r>
         <w:rPr>
           <w:rFonts w:ascii="Times New Roman" w:hAnsi="Times New Roman" w:cs="Times New Roman"/>
           <w:i/>
           <w:iCs/>
-          <w:lang w:val="kk-KZ"/>
-        </w:rPr>
-        <w:t xml:space="preserve"> "tier1": 25,</w:t>
+          <w:lang w:val="en-US"/>
+        </w:rPr>
+        <w:t xml:space="preserve">      ...</w:t>
       </w:r>
     </w:p>
     <w:p>
@@ -2340,7 +2472,7 @@
           <w:rFonts w:ascii="Times New Roman" w:hAnsi="Times New Roman" w:cs="Times New Roman"/>
           <w:i/>
           <w:iCs/>
-          <w:lang w:val="kk-KZ"/>
+          <w:lang w:val="en-US"/>
         </w:rPr>
       </w:pPr>
       <w:r>
@@ -2348,149 +2480,43 @@
           <w:rFonts w:ascii="Times New Roman" w:hAnsi="Times New Roman" w:cs="Times New Roman"/>
           <w:i/>
           <w:iCs/>
-          <w:lang w:val="kk-KZ"/>
-        </w:rPr>
-        <w:t xml:space="preserve">    </w:t>
-      </w:r>
-      <w:r>
+          <w:lang w:val="en-US"/>
+        </w:rPr>
+        <w:t xml:space="preserve">    }</w:t>
+      </w:r>
+    </w:p>
+    <w:p>
+      <w:pPr>
         <w:rPr>
           <w:rFonts w:ascii="Times New Roman" w:hAnsi="Times New Roman" w:cs="Times New Roman"/>
           <w:i/>
           <w:iCs/>
           <w:lang w:val="en-US"/>
         </w:rPr>
-        <w:tab/>
-      </w:r>
+      </w:pPr>
       <w:r>
         <w:rPr>
           <w:rFonts w:ascii="Times New Roman" w:hAnsi="Times New Roman" w:cs="Times New Roman"/>
           <w:i/>
           <w:iCs/>
-          <w:lang w:val="kk-KZ"/>
-        </w:rPr>
-        <w:t xml:space="preserve">"tier2": </w:t>
-      </w:r>
-      <w:r>
-        <w:rPr>
-          <w:rFonts w:ascii="Times New Roman" w:hAnsi="Times New Roman" w:cs="Times New Roman"/>
-          <w:i/>
-          <w:iCs/>
-          <w:lang w:val="en-US"/>
-        </w:rPr>
-        <w:t>50</w:t>
-      </w:r>
-      <w:r>
-        <w:rPr>
-          <w:rFonts w:ascii="Times New Roman" w:hAnsi="Times New Roman" w:cs="Times New Roman"/>
-          <w:i/>
-          <w:iCs/>
-          <w:lang w:val="kk-KZ"/>
-        </w:rPr>
-        <w:t>,</w:t>
-      </w:r>
-    </w:p>
-    <w:p>
-      <w:pPr>
-        <w:rPr>
-          <w:rFonts w:ascii="Times New Roman" w:hAnsi="Times New Roman" w:cs="Times New Roman"/>
-          <w:i/>
-          <w:iCs/>
-          <w:lang w:val="kk-KZ"/>
-        </w:rPr>
-      </w:pPr>
-      <w:r>
-        <w:rPr>
-          <w:rFonts w:ascii="Times New Roman" w:hAnsi="Times New Roman" w:cs="Times New Roman"/>
-          <w:i/>
-          <w:iCs/>
-          <w:lang w:val="kk-KZ"/>
-        </w:rPr>
-        <w:t xml:space="preserve">    </w:t>
-      </w:r>
-      <w:r>
-        <w:rPr>
-          <w:rFonts w:ascii="Times New Roman" w:hAnsi="Times New Roman" w:cs="Times New Roman"/>
-          <w:i/>
-          <w:iCs/>
-          <w:lang w:val="en-US"/>
-        </w:rPr>
-        <w:tab/>
-      </w:r>
-      <w:r>
-        <w:rPr>
-          <w:rFonts w:ascii="Times New Roman" w:hAnsi="Times New Roman" w:cs="Times New Roman"/>
-          <w:i/>
-          <w:iCs/>
-          <w:lang w:val="kk-KZ"/>
-        </w:rPr>
-        <w:t>"tier3": 1</w:t>
-      </w:r>
-      <w:r>
-        <w:rPr>
-          <w:rFonts w:ascii="Times New Roman" w:hAnsi="Times New Roman" w:cs="Times New Roman"/>
-          <w:i/>
-          <w:iCs/>
-          <w:lang w:val="en-US"/>
-        </w:rPr>
-        <w:t>0</w:t>
-      </w:r>
-      <w:r>
-        <w:rPr>
-          <w:rFonts w:ascii="Times New Roman" w:hAnsi="Times New Roman" w:cs="Times New Roman"/>
-          <w:i/>
-          <w:iCs/>
-          <w:lang w:val="kk-KZ"/>
-        </w:rPr>
-        <w:t>0  }</w:t>
-      </w:r>
-    </w:p>
-    <w:p>
-      <w:pPr>
-        <w:rPr>
-          <w:rFonts w:ascii="Times New Roman" w:hAnsi="Times New Roman" w:cs="Times New Roman"/>
-          <w:i/>
-          <w:iCs/>
-          <w:lang w:val="kk-KZ"/>
-        </w:rPr>
-      </w:pPr>
-      <w:r>
-        <w:rPr>
-          <w:rFonts w:ascii="Times New Roman" w:hAnsi="Times New Roman" w:cs="Times New Roman"/>
-          <w:i/>
-          <w:iCs/>
-          <w:lang w:val="kk-KZ"/>
-        </w:rPr>
-        <w:t>}</w:t>
-      </w:r>
-    </w:p>
-    <w:p>
-      <w:pPr>
-        <w:rPr>
-          <w:rFonts w:ascii="Times New Roman" w:hAnsi="Times New Roman" w:cs="Times New Roman"/>
-          <w:lang w:val="kk-KZ"/>
-        </w:rPr>
-      </w:pPr>
-      <w:r>
-        <w:rPr>
-          <w:rFonts w:ascii="Times New Roman" w:hAnsi="Times New Roman" w:cs="Times New Roman"/>
-          <w:lang w:val="kk-KZ"/>
-        </w:rPr>
-        <w:t>Pricing values MUST NOT be hardcoded in business logic</w:t>
-      </w:r>
-    </w:p>
-    <w:p>
-      <w:pPr>
-        <w:rPr>
-          <w:rFonts w:ascii="Times New Roman" w:hAnsi="Times New Roman" w:cs="Times New Roman"/>
-          <w:lang w:val="kk-KZ"/>
-        </w:rPr>
-      </w:pPr>
-      <w:r>
-        <w:rPr>
-          <w:rFonts w:ascii="Times New Roman" w:hAnsi="Times New Roman" w:cs="Times New Roman"/>
-          <w:lang w:val="kk-KZ"/>
-        </w:rPr>
-        <w:t>All calculations MUST reference the pricing configuration file</w:t>
+          <w:lang w:val="en-US"/>
+        </w:rPr>
+        <w:t xml:space="preserve">  }</w:t>
+      </w:r>
+    </w:p>
+    <w:p>
+      <w:pPr>
+        <w:rPr>
+          <w:rFonts w:ascii="Times New Roman" w:hAnsi="Times New Roman" w:cs="Times New Roman"/>
+          <w:lang w:val="en-US"/>
+        </w:rPr>
+      </w:pPr>
+      <w:r>
+        <w:rPr>
+          <w:rFonts w:ascii="Times New Roman" w:hAnsi="Times New Roman" w:cs="Times New Roman"/>
+          <w:lang w:val="en-US"/>
+        </w:rPr>
+        <w:t>Pricing values MUST NOT be hardcoded in the calculation logic. All calculations MUST dynamically reference the currently selected platform's pricing parameters from the configuration.</w:t>
       </w:r>
     </w:p>
     <w:p>
@@ -2661,6 +2687,7 @@
                 <w:highlight w:val="lightGray"/>
               </w:rPr>
             </w:pPr>
+            <w:proofErr w:type="spellStart"/>
             <w:r>
               <w:rPr>
                 <w:rFonts w:ascii="Times New Roman" w:hAnsi="Times New Roman" w:cs="Times New Roman"/>
@@ -2670,6 +2697,7 @@
               </w:rPr>
               <w:t>Variable</w:t>
             </w:r>
+            <w:proofErr w:type="spellEnd"/>
           </w:p>
         </w:tc>
         <w:tc>
@@ -2688,6 +2716,7 @@
                 <w:highlight w:val="lightGray"/>
               </w:rPr>
             </w:pPr>
+            <w:proofErr w:type="spellStart"/>
             <w:r>
               <w:rPr>
                 <w:rFonts w:ascii="Times New Roman" w:hAnsi="Times New Roman" w:cs="Times New Roman"/>
@@ -2697,6 +2726,7 @@
               </w:rPr>
               <w:t>Description</w:t>
             </w:r>
+            <w:proofErr w:type="spellEnd"/>
           </w:p>
         </w:tc>
         <w:tc>
@@ -2743,12 +2773,14 @@
                 <w:rFonts w:ascii="Times New Roman" w:hAnsi="Times New Roman" w:cs="Times New Roman"/>
               </w:rPr>
             </w:pPr>
+            <w:proofErr w:type="spellStart"/>
             <w:r>
               <w:rPr>
                 <w:rFonts w:ascii="Times New Roman" w:hAnsi="Times New Roman" w:cs="Times New Roman"/>
               </w:rPr>
               <w:t>Compute_Hours</w:t>
             </w:r>
+            <w:proofErr w:type="spellEnd"/>
           </w:p>
         </w:tc>
         <w:tc>
@@ -2767,8 +2799,30 @@
               <w:rPr>
                 <w:rFonts w:ascii="Times New Roman" w:hAnsi="Times New Roman" w:cs="Times New Roman"/>
               </w:rPr>
-              <w:t>Total VM usage time</w:t>
-            </w:r>
+              <w:t xml:space="preserve">Total VM </w:t>
+            </w:r>
+            <w:proofErr w:type="spellStart"/>
+            <w:r>
+              <w:rPr>
+                <w:rFonts w:ascii="Times New Roman" w:hAnsi="Times New Roman" w:cs="Times New Roman"/>
+              </w:rPr>
+              <w:t>usage</w:t>
+            </w:r>
+            <w:proofErr w:type="spellEnd"/>
+            <w:r>
+              <w:rPr>
+                <w:rFonts w:ascii="Times New Roman" w:hAnsi="Times New Roman" w:cs="Times New Roman"/>
+              </w:rPr>
+              <w:t xml:space="preserve"> </w:t>
+            </w:r>
+            <w:proofErr w:type="spellStart"/>
+            <w:r>
+              <w:rPr>
+                <w:rFonts w:ascii="Times New Roman" w:hAnsi="Times New Roman" w:cs="Times New Roman"/>
+              </w:rPr>
+              <w:t>time</w:t>
+            </w:r>
+            <w:proofErr w:type="spellEnd"/>
           </w:p>
         </w:tc>
         <w:tc>
@@ -2783,12 +2837,14 @@
                 <w:rFonts w:ascii="Times New Roman" w:hAnsi="Times New Roman" w:cs="Times New Roman"/>
               </w:rPr>
             </w:pPr>
+            <w:proofErr w:type="spellStart"/>
             <w:r>
               <w:rPr>
                 <w:rFonts w:ascii="Times New Roman" w:hAnsi="Times New Roman" w:cs="Times New Roman"/>
               </w:rPr>
               <w:t>hours</w:t>
             </w:r>
+            <w:proofErr w:type="spellEnd"/>
           </w:p>
         </w:tc>
       </w:tr>
@@ -2808,12 +2864,14 @@
                 <w:rFonts w:ascii="Times New Roman" w:hAnsi="Times New Roman" w:cs="Times New Roman"/>
               </w:rPr>
             </w:pPr>
+            <w:proofErr w:type="spellStart"/>
             <w:r>
               <w:rPr>
                 <w:rFonts w:ascii="Times New Roman" w:hAnsi="Times New Roman" w:cs="Times New Roman"/>
               </w:rPr>
               <w:t>Storage_GB</w:t>
             </w:r>
+            <w:proofErr w:type="spellEnd"/>
           </w:p>
         </w:tc>
         <w:tc>
@@ -2832,8 +2890,30 @@
               <w:rPr>
                 <w:rFonts w:ascii="Times New Roman" w:hAnsi="Times New Roman" w:cs="Times New Roman"/>
               </w:rPr>
-              <w:t>Total storage used</w:t>
-            </w:r>
+              <w:t xml:space="preserve">Total </w:t>
+            </w:r>
+            <w:proofErr w:type="spellStart"/>
+            <w:r>
+              <w:rPr>
+                <w:rFonts w:ascii="Times New Roman" w:hAnsi="Times New Roman" w:cs="Times New Roman"/>
+              </w:rPr>
+              <w:t>storage</w:t>
+            </w:r>
+            <w:proofErr w:type="spellEnd"/>
+            <w:r>
+              <w:rPr>
+                <w:rFonts w:ascii="Times New Roman" w:hAnsi="Times New Roman" w:cs="Times New Roman"/>
+              </w:rPr>
+              <w:t xml:space="preserve"> </w:t>
+            </w:r>
+            <w:proofErr w:type="spellStart"/>
+            <w:r>
+              <w:rPr>
+                <w:rFonts w:ascii="Times New Roman" w:hAnsi="Times New Roman" w:cs="Times New Roman"/>
+              </w:rPr>
+              <w:t>used</w:t>
+            </w:r>
+            <w:proofErr w:type="spellEnd"/>
           </w:p>
         </w:tc>
         <w:tc>
@@ -2873,13 +2953,14 @@
                 <w:rFonts w:ascii="Times New Roman" w:hAnsi="Times New Roman" w:cs="Times New Roman"/>
               </w:rPr>
             </w:pPr>
-            <w:r>
-              <w:rPr>
-                <w:rFonts w:ascii="Times New Roman" w:hAnsi="Times New Roman" w:cs="Times New Roman"/>
-              </w:rPr>
-              <w:lastRenderedPageBreak/>
+            <w:proofErr w:type="spellStart"/>
+            <w:r>
+              <w:rPr>
+                <w:rFonts w:ascii="Times New Roman" w:hAnsi="Times New Roman" w:cs="Times New Roman"/>
+              </w:rPr>
               <w:t>Bandwidth_GB</w:t>
             </w:r>
+            <w:proofErr w:type="spellEnd"/>
           </w:p>
         </w:tc>
         <w:tc>
@@ -2898,7 +2979,35 @@
               <w:rPr>
                 <w:rFonts w:ascii="Times New Roman" w:hAnsi="Times New Roman" w:cs="Times New Roman"/>
               </w:rPr>
-              <w:t>Data transferred (egress)</w:t>
+              <w:t xml:space="preserve">Data </w:t>
+            </w:r>
+            <w:proofErr w:type="spellStart"/>
+            <w:r>
+              <w:rPr>
+                <w:rFonts w:ascii="Times New Roman" w:hAnsi="Times New Roman" w:cs="Times New Roman"/>
+              </w:rPr>
+              <w:t>transferred</w:t>
+            </w:r>
+            <w:proofErr w:type="spellEnd"/>
+            <w:r>
+              <w:rPr>
+                <w:rFonts w:ascii="Times New Roman" w:hAnsi="Times New Roman" w:cs="Times New Roman"/>
+              </w:rPr>
+              <w:t xml:space="preserve"> (</w:t>
+            </w:r>
+            <w:proofErr w:type="spellStart"/>
+            <w:r>
+              <w:rPr>
+                <w:rFonts w:ascii="Times New Roman" w:hAnsi="Times New Roman" w:cs="Times New Roman"/>
+              </w:rPr>
+              <w:t>egress</w:t>
+            </w:r>
+            <w:proofErr w:type="spellEnd"/>
+            <w:r>
+              <w:rPr>
+                <w:rFonts w:ascii="Times New Roman" w:hAnsi="Times New Roman" w:cs="Times New Roman"/>
+              </w:rPr>
+              <w:t>)</w:t>
             </w:r>
           </w:p>
         </w:tc>
@@ -2939,12 +3048,14 @@
                 <w:rFonts w:ascii="Times New Roman" w:hAnsi="Times New Roman" w:cs="Times New Roman"/>
               </w:rPr>
             </w:pPr>
+            <w:proofErr w:type="spellStart"/>
             <w:r>
               <w:rPr>
                 <w:rFonts w:ascii="Times New Roman" w:hAnsi="Times New Roman" w:cs="Times New Roman"/>
               </w:rPr>
               <w:t>Database_Tier</w:t>
             </w:r>
+            <w:proofErr w:type="spellEnd"/>
           </w:p>
         </w:tc>
         <w:tc>
@@ -2959,12 +3070,42 @@
                 <w:rFonts w:ascii="Times New Roman" w:hAnsi="Times New Roman" w:cs="Times New Roman"/>
               </w:rPr>
             </w:pPr>
-            <w:r>
-              <w:rPr>
-                <w:rFonts w:ascii="Times New Roman" w:hAnsi="Times New Roman" w:cs="Times New Roman"/>
-              </w:rPr>
-              <w:t>Selected database plan</w:t>
-            </w:r>
+            <w:proofErr w:type="spellStart"/>
+            <w:r>
+              <w:rPr>
+                <w:rFonts w:ascii="Times New Roman" w:hAnsi="Times New Roman" w:cs="Times New Roman"/>
+              </w:rPr>
+              <w:t>Selected</w:t>
+            </w:r>
+            <w:proofErr w:type="spellEnd"/>
+            <w:r>
+              <w:rPr>
+                <w:rFonts w:ascii="Times New Roman" w:hAnsi="Times New Roman" w:cs="Times New Roman"/>
+              </w:rPr>
+              <w:t xml:space="preserve"> </w:t>
+            </w:r>
+            <w:proofErr w:type="spellStart"/>
+            <w:r>
+              <w:rPr>
+                <w:rFonts w:ascii="Times New Roman" w:hAnsi="Times New Roman" w:cs="Times New Roman"/>
+              </w:rPr>
+              <w:t>database</w:t>
+            </w:r>
+            <w:proofErr w:type="spellEnd"/>
+            <w:r>
+              <w:rPr>
+                <w:rFonts w:ascii="Times New Roman" w:hAnsi="Times New Roman" w:cs="Times New Roman"/>
+              </w:rPr>
+              <w:t xml:space="preserve"> </w:t>
+            </w:r>
+            <w:proofErr w:type="spellStart"/>
+            <w:r>
+              <w:rPr>
+                <w:rFonts w:ascii="Times New Roman" w:hAnsi="Times New Roman" w:cs="Times New Roman"/>
+              </w:rPr>
+              <w:t>plan</w:t>
+            </w:r>
+            <w:proofErr w:type="spellEnd"/>
           </w:p>
         </w:tc>
         <w:tc>
@@ -2979,12 +3120,14 @@
                 <w:rFonts w:ascii="Times New Roman" w:hAnsi="Times New Roman" w:cs="Times New Roman"/>
               </w:rPr>
             </w:pPr>
+            <w:proofErr w:type="spellStart"/>
             <w:r>
               <w:rPr>
                 <w:rFonts w:ascii="Times New Roman" w:hAnsi="Times New Roman" w:cs="Times New Roman"/>
               </w:rPr>
               <w:t>enum</w:t>
             </w:r>
+            <w:proofErr w:type="spellEnd"/>
           </w:p>
         </w:tc>
       </w:tr>
@@ -3023,23 +3166,55 @@
     <w:p>
       <w:pPr>
         <w:rPr>
+          <w:rFonts w:ascii="Times New Roman" w:hAnsi="Times New Roman" w:cs="Times New Roman"/>
+          <w:lang w:val="en-US"/>
+        </w:rPr>
+      </w:pPr>
+      <w:r>
+        <w:rPr>
           <w:rFonts w:ascii="Cambria Math" w:hAnsi="Cambria Math" w:cs="Cambria Math"/>
           <w:lang w:val="en-US"/>
         </w:rPr>
-      </w:pPr>
-      <w:r>
-        <w:rPr>
-          <w:rFonts w:ascii="Cambria Math" w:hAnsi="Cambria Math" w:cs="Cambria Math"/>
-          <w:lang w:val="en-US"/>
-        </w:rPr>
         <w:t>𝐶</w:t>
       </w:r>
       <w:r>
         <w:rPr>
-          <w:rFonts w:ascii="Cambria Math" w:hAnsi="Cambria Math" w:cs="Cambria Math"/>
-          <w:lang w:val="en-US"/>
-        </w:rPr>
-        <w:t>compute = Compute_Hours * compute_per_hour (from pricing model)</w:t>
+          <w:rFonts w:ascii="Times New Roman" w:hAnsi="Times New Roman" w:cs="Times New Roman"/>
+          <w:lang w:val="en-US"/>
+        </w:rPr>
+        <w:t xml:space="preserve">compute = </w:t>
+      </w:r>
+      <w:proofErr w:type="spellStart"/>
+      <w:r>
+        <w:rPr>
+          <w:rFonts w:ascii="Times New Roman" w:hAnsi="Times New Roman" w:cs="Times New Roman"/>
+          <w:lang w:val="en-US"/>
+        </w:rPr>
+        <w:t>Compute_Hours</w:t>
+      </w:r>
+      <w:proofErr w:type="spellEnd"/>
+      <w:r>
+        <w:rPr>
+          <w:rFonts w:ascii="Times New Roman" w:hAnsi="Times New Roman" w:cs="Times New Roman"/>
+          <w:lang w:val="en-US"/>
+        </w:rPr>
+        <w:t xml:space="preserve"> * </w:t>
+      </w:r>
+      <w:proofErr w:type="spellStart"/>
+      <w:r>
+        <w:rPr>
+          <w:rFonts w:ascii="Times New Roman" w:hAnsi="Times New Roman" w:cs="Times New Roman"/>
+          <w:lang w:val="en-US"/>
+        </w:rPr>
+        <w:t>compute_per_hour</w:t>
+      </w:r>
+      <w:proofErr w:type="spellEnd"/>
+      <w:r>
+        <w:rPr>
+          <w:rFonts w:ascii="Times New Roman" w:hAnsi="Times New Roman" w:cs="Times New Roman"/>
+          <w:lang w:val="en-US"/>
+        </w:rPr>
+        <w:t xml:space="preserve"> (from pricing model)</w:t>
       </w:r>
     </w:p>
     <w:p>
@@ -3068,30 +3243,55 @@
     <w:p>
       <w:pPr>
         <w:rPr>
+          <w:rFonts w:ascii="Times New Roman" w:hAnsi="Times New Roman" w:cs="Times New Roman"/>
+          <w:lang w:val="en-US"/>
+        </w:rPr>
+      </w:pPr>
+      <w:r>
+        <w:rPr>
           <w:rFonts w:ascii="Cambria Math" w:hAnsi="Cambria Math" w:cs="Cambria Math"/>
           <w:lang w:val="en-US"/>
         </w:rPr>
-      </w:pPr>
-      <w:r>
-        <w:rPr>
-          <w:rFonts w:ascii="Cambria Math" w:hAnsi="Cambria Math" w:cs="Cambria Math"/>
-          <w:lang w:val="en-US"/>
-        </w:rPr>
-        <w:t xml:space="preserve">𝐶storage = </w:t>
-      </w:r>
-      <w:r>
-        <w:rPr>
-          <w:rFonts w:ascii="Cambria Math" w:hAnsi="Cambria Math" w:cs="Cambria Math"/>
+        <w:t>𝐶</w:t>
+      </w:r>
+      <w:r>
+        <w:rPr>
+          <w:rFonts w:ascii="Times New Roman" w:hAnsi="Times New Roman" w:cs="Times New Roman"/>
+          <w:lang w:val="en-US"/>
+        </w:rPr>
+        <w:t xml:space="preserve">storage = </w:t>
+      </w:r>
+      <w:proofErr w:type="spellStart"/>
+      <w:r>
+        <w:rPr>
+          <w:rFonts w:ascii="Times New Roman" w:hAnsi="Times New Roman" w:cs="Times New Roman"/>
           <w:lang w:val="en-US"/>
         </w:rPr>
         <w:t>Storage_GB</w:t>
       </w:r>
-      <w:r>
-        <w:rPr>
-          <w:rFonts w:ascii="Cambria Math" w:hAnsi="Cambria Math" w:cs="Cambria Math"/>
-          <w:lang w:val="en-US"/>
-        </w:rPr>
-        <w:t xml:space="preserve"> * storage_per_gb (from pricing model)</w:t>
+      <w:proofErr w:type="spellEnd"/>
+      <w:r>
+        <w:rPr>
+          <w:rFonts w:ascii="Times New Roman" w:hAnsi="Times New Roman" w:cs="Times New Roman"/>
+          <w:lang w:val="en-US"/>
+        </w:rPr>
+        <w:t xml:space="preserve"> * </w:t>
+      </w:r>
+      <w:proofErr w:type="spellStart"/>
+      <w:r>
+        <w:rPr>
+          <w:rFonts w:ascii="Times New Roman" w:hAnsi="Times New Roman" w:cs="Times New Roman"/>
+          <w:lang w:val="en-US"/>
+        </w:rPr>
+        <w:t>storage_per_gb</w:t>
+      </w:r>
+      <w:proofErr w:type="spellEnd"/>
+      <w:r>
+        <w:rPr>
+          <w:rFonts w:ascii="Times New Roman" w:hAnsi="Times New Roman" w:cs="Times New Roman"/>
+          <w:lang w:val="en-US"/>
+        </w:rPr>
+        <w:t xml:space="preserve"> (from pricing model)</w:t>
       </w:r>
     </w:p>
     <w:p>
@@ -3120,30 +3320,55 @@
     <w:p>
       <w:pPr>
         <w:rPr>
+          <w:rFonts w:ascii="Times New Roman" w:hAnsi="Times New Roman" w:cs="Times New Roman"/>
+          <w:lang w:val="en-US"/>
+        </w:rPr>
+      </w:pPr>
+      <w:r>
+        <w:rPr>
           <w:rFonts w:ascii="Cambria Math" w:hAnsi="Cambria Math" w:cs="Cambria Math"/>
           <w:lang w:val="en-US"/>
         </w:rPr>
-      </w:pPr>
-      <w:r>
-        <w:rPr>
-          <w:rFonts w:ascii="Cambria Math" w:hAnsi="Cambria Math" w:cs="Cambria Math"/>
-          <w:lang w:val="en-US"/>
-        </w:rPr>
-        <w:t>𝐶bandwidth = Bandwidth</w:t>
-      </w:r>
-      <w:r>
-        <w:rPr>
-          <w:rFonts w:ascii="Cambria Math" w:hAnsi="Cambria Math" w:cs="Cambria Math"/>
-          <w:lang w:val="en-US"/>
-        </w:rPr>
-        <w:t>_GB</w:t>
-      </w:r>
-      <w:r>
-        <w:rPr>
-          <w:rFonts w:ascii="Cambria Math" w:hAnsi="Cambria Math" w:cs="Cambria Math"/>
-          <w:lang w:val="en-US"/>
-        </w:rPr>
-        <w:t xml:space="preserve"> * bandwidth_per_gb (from pricing model)</w:t>
+        <w:t>𝐶</w:t>
+      </w:r>
+      <w:r>
+        <w:rPr>
+          <w:rFonts w:ascii="Times New Roman" w:hAnsi="Times New Roman" w:cs="Times New Roman"/>
+          <w:lang w:val="en-US"/>
+        </w:rPr>
+        <w:t xml:space="preserve">bandwidth = </w:t>
+      </w:r>
+      <w:proofErr w:type="spellStart"/>
+      <w:r>
+        <w:rPr>
+          <w:rFonts w:ascii="Times New Roman" w:hAnsi="Times New Roman" w:cs="Times New Roman"/>
+          <w:lang w:val="en-US"/>
+        </w:rPr>
+        <w:t>Bandwidth_GB</w:t>
+      </w:r>
+      <w:proofErr w:type="spellEnd"/>
+      <w:r>
+        <w:rPr>
+          <w:rFonts w:ascii="Times New Roman" w:hAnsi="Times New Roman" w:cs="Times New Roman"/>
+          <w:lang w:val="en-US"/>
+        </w:rPr>
+        <w:t xml:space="preserve"> * </w:t>
+      </w:r>
+      <w:proofErr w:type="spellStart"/>
+      <w:r>
+        <w:rPr>
+          <w:rFonts w:ascii="Times New Roman" w:hAnsi="Times New Roman" w:cs="Times New Roman"/>
+          <w:lang w:val="en-US"/>
+        </w:rPr>
+        <w:t>bandwidth_per_gb</w:t>
+      </w:r>
+      <w:proofErr w:type="spellEnd"/>
+      <w:r>
+        <w:rPr>
+          <w:rFonts w:ascii="Times New Roman" w:hAnsi="Times New Roman" w:cs="Times New Roman"/>
+          <w:lang w:val="en-US"/>
+        </w:rPr>
+        <w:t xml:space="preserve"> (from pricing model)</w:t>
       </w:r>
     </w:p>
     <w:p>
@@ -3172,16 +3397,23 @@
     <w:p>
       <w:pPr>
         <w:rPr>
+          <w:rFonts w:ascii="Times New Roman" w:hAnsi="Times New Roman" w:cs="Times New Roman"/>
+          <w:lang w:val="en-US"/>
+        </w:rPr>
+      </w:pPr>
+      <w:r>
+        <w:rPr>
           <w:rFonts w:ascii="Cambria Math" w:hAnsi="Cambria Math" w:cs="Cambria Math"/>
           <w:lang w:val="en-US"/>
         </w:rPr>
-      </w:pPr>
-      <w:r>
-        <w:rPr>
-          <w:rFonts w:ascii="Cambria Math" w:hAnsi="Cambria Math" w:cs="Cambria Math"/>
-          <w:lang w:val="en-US"/>
-        </w:rPr>
-        <w:t>𝐶database = database (from pricing model)</w:t>
+        <w:t>𝐶</w:t>
+      </w:r>
+      <w:r>
+        <w:rPr>
+          <w:rFonts w:ascii="Times New Roman" w:hAnsi="Times New Roman" w:cs="Times New Roman"/>
+          <w:lang w:val="en-US"/>
+        </w:rPr>
+        <w:t>database = database (from pricing model)</w:t>
       </w:r>
     </w:p>
     <w:p>
@@ -3208,23 +3440,72 @@
     <w:p>
       <w:pPr>
         <w:rPr>
+          <w:rFonts w:ascii="Times New Roman" w:hAnsi="Times New Roman" w:cs="Times New Roman"/>
+          <w:lang w:val="en-US"/>
+        </w:rPr>
+      </w:pPr>
+      <w:r>
+        <w:rPr>
+          <w:rFonts w:ascii="Times New Roman" w:hAnsi="Times New Roman" w:cs="Times New Roman"/>
+          <w:lang w:val="en-US"/>
+        </w:rPr>
+        <w:t xml:space="preserve">Cost = </w:t>
+      </w:r>
+      <w:r>
+        <w:rPr>
           <w:rFonts w:ascii="Cambria Math" w:hAnsi="Cambria Math" w:cs="Cambria Math"/>
           <w:lang w:val="en-US"/>
         </w:rPr>
-      </w:pPr>
+        <w:t>𝐶</w:t>
+      </w:r>
+      <w:r>
+        <w:rPr>
+          <w:rFonts w:ascii="Times New Roman" w:hAnsi="Times New Roman" w:cs="Times New Roman"/>
+          <w:lang w:val="en-US"/>
+        </w:rPr>
+        <w:t xml:space="preserve">compute + </w:t>
+      </w:r>
       <w:r>
         <w:rPr>
           <w:rFonts w:ascii="Cambria Math" w:hAnsi="Cambria Math" w:cs="Cambria Math"/>
           <w:lang w:val="en-US"/>
         </w:rPr>
-        <w:t xml:space="preserve">Cost = 𝐶compute + 𝐶storage + 𝐶bandwidth + </w:t>
+        <w:t>𝐶</w:t>
+      </w:r>
+      <w:r>
+        <w:rPr>
+          <w:rFonts w:ascii="Times New Roman" w:hAnsi="Times New Roman" w:cs="Times New Roman"/>
+          <w:lang w:val="en-US"/>
+        </w:rPr>
+        <w:t xml:space="preserve">storage + </w:t>
       </w:r>
       <w:r>
         <w:rPr>
           <w:rFonts w:ascii="Cambria Math" w:hAnsi="Cambria Math" w:cs="Cambria Math"/>
           <w:lang w:val="en-US"/>
         </w:rPr>
-        <w:t>𝐶database</w:t>
+        <w:t>𝐶</w:t>
+      </w:r>
+      <w:r>
+        <w:rPr>
+          <w:rFonts w:ascii="Times New Roman" w:hAnsi="Times New Roman" w:cs="Times New Roman"/>
+          <w:lang w:val="en-US"/>
+        </w:rPr>
+        <w:t xml:space="preserve">bandwidth + </w:t>
+      </w:r>
+      <w:r>
+        <w:rPr>
+          <w:rFonts w:ascii="Cambria Math" w:hAnsi="Cambria Math" w:cs="Cambria Math"/>
+          <w:lang w:val="en-US"/>
+        </w:rPr>
+        <w:t>𝐶</w:t>
+      </w:r>
+      <w:r>
+        <w:rPr>
+          <w:rFonts w:ascii="Times New Roman" w:hAnsi="Times New Roman" w:cs="Times New Roman"/>
+          <w:lang w:val="en-US"/>
+        </w:rPr>
+        <w:t>database</w:t>
       </w:r>
     </w:p>
     <w:p>
@@ -3409,6 +3690,7 @@
                 <w:bCs/>
               </w:rPr>
             </w:pPr>
+            <w:proofErr w:type="spellStart"/>
             <w:r>
               <w:rPr>
                 <w:rFonts w:ascii="Times New Roman" w:hAnsi="Times New Roman" w:cs="Times New Roman"/>
@@ -3417,6 +3699,7 @@
               </w:rPr>
               <w:t>Behavior</w:t>
             </w:r>
+            <w:proofErr w:type="spellEnd"/>
           </w:p>
         </w:tc>
       </w:tr>
@@ -3440,8 +3723,16 @@
               <w:rPr>
                 <w:rFonts w:ascii="Times New Roman" w:hAnsi="Times New Roman" w:cs="Times New Roman"/>
               </w:rPr>
-              <w:t>Zero usage</w:t>
-            </w:r>
+              <w:t xml:space="preserve">Zero </w:t>
+            </w:r>
+            <w:proofErr w:type="spellStart"/>
+            <w:r>
+              <w:rPr>
+                <w:rFonts w:ascii="Times New Roman" w:hAnsi="Times New Roman" w:cs="Times New Roman"/>
+              </w:rPr>
+              <w:t>usage</w:t>
+            </w:r>
+            <w:proofErr w:type="spellEnd"/>
           </w:p>
         </w:tc>
         <w:tc>
@@ -3460,7 +3751,77 @@
               <w:rPr>
                 <w:rFonts w:ascii="Times New Roman" w:hAnsi="Times New Roman" w:cs="Times New Roman"/>
               </w:rPr>
-              <w:t>Total cost = database cost (if selected)</w:t>
+              <w:t xml:space="preserve">Total </w:t>
+            </w:r>
+            <w:proofErr w:type="spellStart"/>
+            <w:r>
+              <w:rPr>
+                <w:rFonts w:ascii="Times New Roman" w:hAnsi="Times New Roman" w:cs="Times New Roman"/>
+              </w:rPr>
+              <w:t>cost</w:t>
+            </w:r>
+            <w:proofErr w:type="spellEnd"/>
+            <w:r>
+              <w:rPr>
+                <w:rFonts w:ascii="Times New Roman" w:hAnsi="Times New Roman" w:cs="Times New Roman"/>
+              </w:rPr>
+              <w:t xml:space="preserve"> = </w:t>
+            </w:r>
+            <w:proofErr w:type="spellStart"/>
+            <w:r>
+              <w:rPr>
+                <w:rFonts w:ascii="Times New Roman" w:hAnsi="Times New Roman" w:cs="Times New Roman"/>
+              </w:rPr>
+              <w:t>database</w:t>
+            </w:r>
+            <w:proofErr w:type="spellEnd"/>
+            <w:r>
+              <w:rPr>
+                <w:rFonts w:ascii="Times New Roman" w:hAnsi="Times New Roman" w:cs="Times New Roman"/>
+              </w:rPr>
+              <w:t xml:space="preserve"> </w:t>
+            </w:r>
+            <w:proofErr w:type="spellStart"/>
+            <w:r>
+              <w:rPr>
+                <w:rFonts w:ascii="Times New Roman" w:hAnsi="Times New Roman" w:cs="Times New Roman"/>
+              </w:rPr>
+              <w:t>cost</w:t>
+            </w:r>
+            <w:proofErr w:type="spellEnd"/>
+            <w:r>
+              <w:rPr>
+                <w:rFonts w:ascii="Times New Roman" w:hAnsi="Times New Roman" w:cs="Times New Roman"/>
+              </w:rPr>
+              <w:t xml:space="preserve"> (</w:t>
+            </w:r>
+            <w:proofErr w:type="spellStart"/>
+            <w:r>
+              <w:rPr>
+                <w:rFonts w:ascii="Times New Roman" w:hAnsi="Times New Roman" w:cs="Times New Roman"/>
+              </w:rPr>
+              <w:t>if</w:t>
+            </w:r>
+            <w:proofErr w:type="spellEnd"/>
+            <w:r>
+              <w:rPr>
+                <w:rFonts w:ascii="Times New Roman" w:hAnsi="Times New Roman" w:cs="Times New Roman"/>
+              </w:rPr>
+              <w:t xml:space="preserve"> </w:t>
+            </w:r>
+            <w:proofErr w:type="spellStart"/>
+            <w:r>
+              <w:rPr>
+                <w:rFonts w:ascii="Times New Roman" w:hAnsi="Times New Roman" w:cs="Times New Roman"/>
+              </w:rPr>
+              <w:t>selected</w:t>
+            </w:r>
+            <w:proofErr w:type="spellEnd"/>
+            <w:r>
+              <w:rPr>
+                <w:rFonts w:ascii="Times New Roman" w:hAnsi="Times New Roman" w:cs="Times New Roman"/>
+              </w:rPr>
+              <w:t>)</w:t>
             </w:r>
           </w:p>
         </w:tc>
@@ -3485,8 +3846,30 @@
               <w:rPr>
                 <w:rFonts w:ascii="Times New Roman" w:hAnsi="Times New Roman" w:cs="Times New Roman"/>
               </w:rPr>
-              <w:t>All inputs zero</w:t>
-            </w:r>
+              <w:t xml:space="preserve">All </w:t>
+            </w:r>
+            <w:proofErr w:type="spellStart"/>
+            <w:r>
+              <w:rPr>
+                <w:rFonts w:ascii="Times New Roman" w:hAnsi="Times New Roman" w:cs="Times New Roman"/>
+              </w:rPr>
+              <w:t>inputs</w:t>
+            </w:r>
+            <w:proofErr w:type="spellEnd"/>
+            <w:r>
+              <w:rPr>
+                <w:rFonts w:ascii="Times New Roman" w:hAnsi="Times New Roman" w:cs="Times New Roman"/>
+              </w:rPr>
+              <w:t xml:space="preserve"> </w:t>
+            </w:r>
+            <w:proofErr w:type="spellStart"/>
+            <w:r>
+              <w:rPr>
+                <w:rFonts w:ascii="Times New Roman" w:hAnsi="Times New Roman" w:cs="Times New Roman"/>
+              </w:rPr>
+              <w:t>zero</w:t>
+            </w:r>
+            <w:proofErr w:type="spellEnd"/>
           </w:p>
         </w:tc>
         <w:tc>
@@ -3505,7 +3888,21 @@
               <w:rPr>
                 <w:rFonts w:ascii="Times New Roman" w:hAnsi="Times New Roman" w:cs="Times New Roman"/>
               </w:rPr>
-              <w:t>Total cost = $0</w:t>
+              <w:t xml:space="preserve">Total </w:t>
+            </w:r>
+            <w:proofErr w:type="spellStart"/>
+            <w:r>
+              <w:rPr>
+                <w:rFonts w:ascii="Times New Roman" w:hAnsi="Times New Roman" w:cs="Times New Roman"/>
+              </w:rPr>
+              <w:t>cost</w:t>
+            </w:r>
+            <w:proofErr w:type="spellEnd"/>
+            <w:r>
+              <w:rPr>
+                <w:rFonts w:ascii="Times New Roman" w:hAnsi="Times New Roman" w:cs="Times New Roman"/>
+              </w:rPr>
+              <w:t xml:space="preserve"> = $0</w:t>
             </w:r>
           </w:p>
         </w:tc>
@@ -3526,12 +3923,28 @@
                 <w:rFonts w:ascii="Times New Roman" w:hAnsi="Times New Roman" w:cs="Times New Roman"/>
               </w:rPr>
             </w:pPr>
-            <w:r>
-              <w:rPr>
-                <w:rFonts w:ascii="Times New Roman" w:hAnsi="Times New Roman" w:cs="Times New Roman"/>
-              </w:rPr>
-              <w:t>Large values</w:t>
-            </w:r>
+            <w:proofErr w:type="spellStart"/>
+            <w:r>
+              <w:rPr>
+                <w:rFonts w:ascii="Times New Roman" w:hAnsi="Times New Roman" w:cs="Times New Roman"/>
+              </w:rPr>
+              <w:t>Large</w:t>
+            </w:r>
+            <w:proofErr w:type="spellEnd"/>
+            <w:r>
+              <w:rPr>
+                <w:rFonts w:ascii="Times New Roman" w:hAnsi="Times New Roman" w:cs="Times New Roman"/>
+              </w:rPr>
+              <w:t xml:space="preserve"> </w:t>
+            </w:r>
+            <w:proofErr w:type="spellStart"/>
+            <w:r>
+              <w:rPr>
+                <w:rFonts w:ascii="Times New Roman" w:hAnsi="Times New Roman" w:cs="Times New Roman"/>
+              </w:rPr>
+              <w:t>values</w:t>
+            </w:r>
+            <w:proofErr w:type="spellEnd"/>
           </w:p>
         </w:tc>
         <w:tc>
@@ -3550,8 +3963,44 @@
               <w:rPr>
                 <w:rFonts w:ascii="Times New Roman" w:hAnsi="Times New Roman" w:cs="Times New Roman"/>
               </w:rPr>
-              <w:t>No overflow, correct scaling</w:t>
-            </w:r>
+              <w:t xml:space="preserve">No </w:t>
+            </w:r>
+            <w:proofErr w:type="spellStart"/>
+            <w:r>
+              <w:rPr>
+                <w:rFonts w:ascii="Times New Roman" w:hAnsi="Times New Roman" w:cs="Times New Roman"/>
+              </w:rPr>
+              <w:t>overflow</w:t>
+            </w:r>
+            <w:proofErr w:type="spellEnd"/>
+            <w:r>
+              <w:rPr>
+                <w:rFonts w:ascii="Times New Roman" w:hAnsi="Times New Roman" w:cs="Times New Roman"/>
+              </w:rPr>
+              <w:t xml:space="preserve">, </w:t>
+            </w:r>
+            <w:proofErr w:type="spellStart"/>
+            <w:r>
+              <w:rPr>
+                <w:rFonts w:ascii="Times New Roman" w:hAnsi="Times New Roman" w:cs="Times New Roman"/>
+              </w:rPr>
+              <w:t>correct</w:t>
+            </w:r>
+            <w:proofErr w:type="spellEnd"/>
+            <w:r>
+              <w:rPr>
+                <w:rFonts w:ascii="Times New Roman" w:hAnsi="Times New Roman" w:cs="Times New Roman"/>
+              </w:rPr>
+              <w:t xml:space="preserve"> </w:t>
+            </w:r>
+            <w:proofErr w:type="spellStart"/>
+            <w:r>
+              <w:rPr>
+                <w:rFonts w:ascii="Times New Roman" w:hAnsi="Times New Roman" w:cs="Times New Roman"/>
+              </w:rPr>
+              <w:t>scaling</w:t>
+            </w:r>
+            <w:proofErr w:type="spellEnd"/>
           </w:p>
         </w:tc>
       </w:tr>
@@ -3571,12 +4020,42 @@
                 <w:rFonts w:ascii="Times New Roman" w:hAnsi="Times New Roman" w:cs="Times New Roman"/>
               </w:rPr>
             </w:pPr>
-            <w:r>
-              <w:rPr>
-                <w:rFonts w:ascii="Times New Roman" w:hAnsi="Times New Roman" w:cs="Times New Roman"/>
-              </w:rPr>
-              <w:t>Missing optional fields</w:t>
-            </w:r>
+            <w:proofErr w:type="spellStart"/>
+            <w:r>
+              <w:rPr>
+                <w:rFonts w:ascii="Times New Roman" w:hAnsi="Times New Roman" w:cs="Times New Roman"/>
+              </w:rPr>
+              <w:t>Missing</w:t>
+            </w:r>
+            <w:proofErr w:type="spellEnd"/>
+            <w:r>
+              <w:rPr>
+                <w:rFonts w:ascii="Times New Roman" w:hAnsi="Times New Roman" w:cs="Times New Roman"/>
+              </w:rPr>
+              <w:t xml:space="preserve"> </w:t>
+            </w:r>
+            <w:proofErr w:type="spellStart"/>
+            <w:r>
+              <w:rPr>
+                <w:rFonts w:ascii="Times New Roman" w:hAnsi="Times New Roman" w:cs="Times New Roman"/>
+              </w:rPr>
+              <w:t>optional</w:t>
+            </w:r>
+            <w:proofErr w:type="spellEnd"/>
+            <w:r>
+              <w:rPr>
+                <w:rFonts w:ascii="Times New Roman" w:hAnsi="Times New Roman" w:cs="Times New Roman"/>
+              </w:rPr>
+              <w:t xml:space="preserve"> </w:t>
+            </w:r>
+            <w:proofErr w:type="spellStart"/>
+            <w:r>
+              <w:rPr>
+                <w:rFonts w:ascii="Times New Roman" w:hAnsi="Times New Roman" w:cs="Times New Roman"/>
+              </w:rPr>
+              <w:t>fields</w:t>
+            </w:r>
+            <w:proofErr w:type="spellEnd"/>
           </w:p>
         </w:tc>
         <w:tc>
@@ -3591,11 +4070,33 @@
                 <w:rFonts w:ascii="Times New Roman" w:hAnsi="Times New Roman" w:cs="Times New Roman"/>
               </w:rPr>
             </w:pPr>
-            <w:r>
-              <w:rPr>
-                <w:rFonts w:ascii="Times New Roman" w:hAnsi="Times New Roman" w:cs="Times New Roman"/>
-              </w:rPr>
-              <w:t>Treated as 0</w:t>
+            <w:proofErr w:type="spellStart"/>
+            <w:r>
+              <w:rPr>
+                <w:rFonts w:ascii="Times New Roman" w:hAnsi="Times New Roman" w:cs="Times New Roman"/>
+              </w:rPr>
+              <w:t>Treated</w:t>
+            </w:r>
+            <w:proofErr w:type="spellEnd"/>
+            <w:r>
+              <w:rPr>
+                <w:rFonts w:ascii="Times New Roman" w:hAnsi="Times New Roman" w:cs="Times New Roman"/>
+              </w:rPr>
+              <w:t xml:space="preserve"> </w:t>
+            </w:r>
+            <w:proofErr w:type="spellStart"/>
+            <w:r>
+              <w:rPr>
+                <w:rFonts w:ascii="Times New Roman" w:hAnsi="Times New Roman" w:cs="Times New Roman"/>
+              </w:rPr>
+              <w:t>as</w:t>
+            </w:r>
+            <w:proofErr w:type="spellEnd"/>
+            <w:r>
+              <w:rPr>
+                <w:rFonts w:ascii="Times New Roman" w:hAnsi="Times New Roman" w:cs="Times New Roman"/>
+              </w:rPr>
+              <w:t xml:space="preserve"> 0</w:t>
             </w:r>
           </w:p>
         </w:tc>
@@ -3613,11 +4114,13 @@
       <w:pPr>
         <w:pStyle w:val="Heading2"/>
         <w:rPr>
-          <w:lang w:val="en-US"/>
-        </w:rPr>
-      </w:pPr>
-      <w:r>
-        <w:rPr>
+          <w:rFonts w:ascii="Times New Roman" w:hAnsi="Times New Roman" w:cs="Times New Roman"/>
+          <w:lang w:val="en-US"/>
+        </w:rPr>
+      </w:pPr>
+      <w:r>
+        <w:rPr>
+          <w:rFonts w:ascii="Times New Roman" w:hAnsi="Times New Roman" w:cs="Times New Roman"/>
           <w:lang w:val="en-US"/>
         </w:rPr>
         <w:t>5. System Architecture</w:t>
@@ -3635,41 +4138,155 @@
           <w:rFonts w:ascii="Times New Roman" w:hAnsi="Times New Roman" w:cs="Times New Roman"/>
           <w:lang w:val="en-US"/>
         </w:rPr>
-        <w:t xml:space="preserve">The CFO Bot system </w:t>
-      </w:r>
-      <w:r>
-        <w:rPr>
-          <w:rFonts w:ascii="Times New Roman" w:hAnsi="Times New Roman" w:cs="Times New Roman"/>
-          <w:lang w:val="en-US"/>
-        </w:rPr>
-        <w:t>MUST</w:t>
-      </w:r>
-      <w:r>
-        <w:rPr>
-          <w:rFonts w:ascii="Times New Roman" w:hAnsi="Times New Roman" w:cs="Times New Roman"/>
-          <w:lang w:val="en-US"/>
-        </w:rPr>
-        <w:t xml:space="preserve"> follow a simplified 3-tier architecture, separating the application into three logical layers:</w:t>
-      </w:r>
-    </w:p>
-    <w:p>
-      <w:pPr>
-        <w:rPr>
-          <w:rFonts w:ascii="Times New Roman" w:hAnsi="Times New Roman" w:cs="Times New Roman"/>
-          <w:b/>
-          <w:bCs/>
-          <w:lang w:val="en-US"/>
-        </w:rPr>
-      </w:pPr>
-      <w:r>
-        <w:rPr>
-          <w:rFonts w:ascii="Times New Roman" w:hAnsi="Times New Roman" w:cs="Times New Roman"/>
-          <w:b/>
-          <w:bCs/>
-          <w:lang w:val="en-US"/>
-        </w:rPr>
-        <w:t>Presentation Layer (Frontend)</w:t>
-      </w:r>
+        <w:t>The CFO Bot system MUST follow a client-side architecture (Frontend-driven), separating logic locally to eliminate server costs and cold starts:</w:t>
+      </w:r>
+    </w:p>
+    <w:p>
+      <w:pPr>
+        <w:rPr>
+          <w:rFonts w:ascii="Times New Roman" w:hAnsi="Times New Roman" w:cs="Times New Roman"/>
+          <w:lang w:val="en-US"/>
+        </w:rPr>
+      </w:pPr>
+      <w:r>
+        <w:rPr>
+          <w:rFonts w:ascii="Times New Roman" w:hAnsi="Times New Roman" w:cs="Times New Roman"/>
+          <w:lang w:val="en-US"/>
+        </w:rPr>
+        <w:t>Presentation &amp; Client-Side Logic (React/Vite)</w:t>
+      </w:r>
+    </w:p>
+    <w:p>
+      <w:pPr>
+        <w:rPr>
+          <w:rFonts w:ascii="Times New Roman" w:hAnsi="Times New Roman" w:cs="Times New Roman"/>
+          <w:lang w:val="en-US"/>
+        </w:rPr>
+      </w:pPr>
+      <w:r>
+        <w:rPr>
+          <w:rFonts w:ascii="Times New Roman" w:hAnsi="Times New Roman" w:cs="Times New Roman"/>
+          <w:lang w:val="en-US"/>
+        </w:rPr>
+        <w:t>•</w:t>
+      </w:r>
+      <w:r>
+        <w:rPr>
+          <w:rFonts w:ascii="Times New Roman" w:hAnsi="Times New Roman" w:cs="Times New Roman"/>
+          <w:lang w:val="en-US"/>
+        </w:rPr>
+        <w:tab/>
+        <w:t>Provide chat-based UI and AI Assistant integration</w:t>
+      </w:r>
+    </w:p>
+    <w:p>
+      <w:pPr>
+        <w:rPr>
+          <w:rFonts w:ascii="Times New Roman" w:hAnsi="Times New Roman" w:cs="Times New Roman"/>
+          <w:lang w:val="en-US"/>
+        </w:rPr>
+      </w:pPr>
+      <w:r>
+        <w:rPr>
+          <w:rFonts w:ascii="Times New Roman" w:hAnsi="Times New Roman" w:cs="Times New Roman"/>
+          <w:lang w:val="en-US"/>
+        </w:rPr>
+        <w:t>•</w:t>
+      </w:r>
+      <w:r>
+        <w:rPr>
+          <w:rFonts w:ascii="Times New Roman" w:hAnsi="Times New Roman" w:cs="Times New Roman"/>
+          <w:lang w:val="en-US"/>
+        </w:rPr>
+        <w:tab/>
+        <w:t>Collect and locally validate user inputs</w:t>
+      </w:r>
+    </w:p>
+    <w:p>
+      <w:pPr>
+        <w:rPr>
+          <w:rFonts w:ascii="Times New Roman" w:hAnsi="Times New Roman" w:cs="Times New Roman"/>
+          <w:lang w:val="en-US"/>
+        </w:rPr>
+      </w:pPr>
+      <w:r>
+        <w:rPr>
+          <w:rFonts w:ascii="Times New Roman" w:hAnsi="Times New Roman" w:cs="Times New Roman"/>
+          <w:lang w:val="en-US"/>
+        </w:rPr>
+        <w:t>•</w:t>
+      </w:r>
+      <w:r>
+        <w:rPr>
+          <w:rFonts w:ascii="Times New Roman" w:hAnsi="Times New Roman" w:cs="Times New Roman"/>
+          <w:lang w:val="en-US"/>
+        </w:rPr>
+        <w:tab/>
+        <w:t>Dynamically calculate costs strictly in the browser using the pricing configuration</w:t>
+      </w:r>
+    </w:p>
+    <w:p>
+      <w:pPr>
+        <w:rPr>
+          <w:rFonts w:ascii="Times New Roman" w:hAnsi="Times New Roman" w:cs="Times New Roman"/>
+          <w:lang w:val="en-US"/>
+        </w:rPr>
+      </w:pPr>
+      <w:r>
+        <w:rPr>
+          <w:rFonts w:ascii="Times New Roman" w:hAnsi="Times New Roman" w:cs="Times New Roman"/>
+          <w:lang w:val="en-US"/>
+        </w:rPr>
+        <w:t>•</w:t>
+      </w:r>
+      <w:r>
+        <w:rPr>
+          <w:rFonts w:ascii="Times New Roman" w:hAnsi="Times New Roman" w:cs="Times New Roman"/>
+          <w:lang w:val="en-US"/>
+        </w:rPr>
+        <w:tab/>
+        <w:t>Render stateful cost breakdowns instantly</w:t>
+      </w:r>
+    </w:p>
+    <w:p>
+      <w:pPr>
+        <w:rPr>
+          <w:rFonts w:ascii="Times New Roman" w:hAnsi="Times New Roman" w:cs="Times New Roman"/>
+          <w:lang w:val="en-US"/>
+        </w:rPr>
+      </w:pPr>
+      <w:r>
+        <w:rPr>
+          <w:rFonts w:ascii="Times New Roman" w:hAnsi="Times New Roman" w:cs="Times New Roman"/>
+          <w:lang w:val="en-US"/>
+        </w:rPr>
+        <w:lastRenderedPageBreak/>
+        <w:t>Data &amp; Settings Layer</w:t>
+      </w:r>
+    </w:p>
+    <w:p>
+      <w:pPr>
+        <w:rPr>
+          <w:rFonts w:ascii="Times New Roman" w:hAnsi="Times New Roman" w:cs="Times New Roman"/>
+          <w:lang w:val="en-US"/>
+        </w:rPr>
+      </w:pPr>
+      <w:r>
+        <w:rPr>
+          <w:rFonts w:ascii="Times New Roman" w:hAnsi="Times New Roman" w:cs="Times New Roman"/>
+          <w:lang w:val="en-US"/>
+        </w:rPr>
+        <w:t xml:space="preserve">pricing.js / </w:t>
+      </w:r>
+      <w:proofErr w:type="spellStart"/>
+      <w:r>
+        <w:rPr>
+          <w:rFonts w:ascii="Times New Roman" w:hAnsi="Times New Roman" w:cs="Times New Roman"/>
+          <w:lang w:val="en-US"/>
+        </w:rPr>
+        <w:t>pricing.json</w:t>
+      </w:r>
+      <w:proofErr w:type="spellEnd"/>
     </w:p>
     <w:p>
       <w:pPr>
@@ -3688,102 +4305,78 @@
     </w:p>
     <w:p>
       <w:pPr>
-        <w:pStyle w:val="ListParagraph"/>
-        <w:numPr>
-          <w:ilvl w:val="0"/>
-          <w:numId w:val="7"/>
-        </w:numPr>
-        <w:rPr>
-          <w:rFonts w:ascii="Times New Roman" w:hAnsi="Times New Roman" w:cs="Times New Roman"/>
-          <w:lang w:val="en-US"/>
-        </w:rPr>
-      </w:pPr>
-      <w:r>
-        <w:rPr>
-          <w:rFonts w:ascii="Times New Roman" w:hAnsi="Times New Roman" w:cs="Times New Roman"/>
-          <w:lang w:val="en-US"/>
-        </w:rPr>
-        <w:lastRenderedPageBreak/>
-        <w:t>Provide chat-based interface</w:t>
-      </w:r>
-    </w:p>
-    <w:p>
-      <w:pPr>
-        <w:pStyle w:val="ListParagraph"/>
-        <w:numPr>
-          <w:ilvl w:val="0"/>
-          <w:numId w:val="7"/>
-        </w:numPr>
-        <w:rPr>
-          <w:rFonts w:ascii="Times New Roman" w:hAnsi="Times New Roman" w:cs="Times New Roman"/>
-          <w:lang w:val="en-US"/>
-        </w:rPr>
-      </w:pPr>
-      <w:r>
-        <w:rPr>
-          <w:rFonts w:ascii="Times New Roman" w:hAnsi="Times New Roman" w:cs="Times New Roman"/>
-          <w:lang w:val="en-US"/>
-        </w:rPr>
-        <w:t>Collect user inputs</w:t>
-      </w:r>
-    </w:p>
-    <w:p>
-      <w:pPr>
-        <w:pStyle w:val="ListParagraph"/>
-        <w:numPr>
-          <w:ilvl w:val="0"/>
-          <w:numId w:val="7"/>
-        </w:numPr>
-        <w:rPr>
-          <w:rFonts w:ascii="Times New Roman" w:hAnsi="Times New Roman" w:cs="Times New Roman"/>
-          <w:lang w:val="en-US"/>
-        </w:rPr>
-      </w:pPr>
-      <w:r>
-        <w:rPr>
-          <w:rFonts w:ascii="Times New Roman" w:hAnsi="Times New Roman" w:cs="Times New Roman"/>
-          <w:lang w:val="en-US"/>
-        </w:rPr>
-        <w:t>Display cost breakdown</w:t>
-      </w:r>
-    </w:p>
-    <w:p>
-      <w:pPr>
-        <w:pStyle w:val="ListParagraph"/>
-        <w:numPr>
-          <w:ilvl w:val="0"/>
-          <w:numId w:val="7"/>
-        </w:numPr>
-        <w:rPr>
-          <w:rFonts w:ascii="Times New Roman" w:hAnsi="Times New Roman" w:cs="Times New Roman"/>
-          <w:lang w:val="en-US"/>
-        </w:rPr>
-      </w:pPr>
-      <w:r>
-        <w:rPr>
-          <w:rFonts w:ascii="Times New Roman" w:hAnsi="Times New Roman" w:cs="Times New Roman"/>
-          <w:lang w:val="en-US"/>
-        </w:rPr>
-        <w:t>Show error messages</w:t>
-      </w:r>
-    </w:p>
-    <w:p>
-      <w:pPr>
-        <w:rPr>
-          <w:rFonts w:ascii="Times New Roman" w:hAnsi="Times New Roman" w:cs="Times New Roman"/>
-          <w:b/>
-          <w:bCs/>
-          <w:lang w:val="en-US"/>
-        </w:rPr>
-      </w:pPr>
-      <w:r>
-        <w:rPr>
-          <w:rFonts w:ascii="Times New Roman" w:hAnsi="Times New Roman" w:cs="Times New Roman"/>
-          <w:b/>
-          <w:bCs/>
-          <w:lang w:val="en-US"/>
-        </w:rPr>
-        <w:t>Application Layer (Backend)</w:t>
+        <w:rPr>
+          <w:rFonts w:ascii="Times New Roman" w:hAnsi="Times New Roman" w:cs="Times New Roman"/>
+          <w:lang w:val="en-US"/>
+        </w:rPr>
+      </w:pPr>
+      <w:r>
+        <w:rPr>
+          <w:rFonts w:ascii="Times New Roman" w:hAnsi="Times New Roman" w:cs="Times New Roman"/>
+          <w:lang w:val="en-US"/>
+        </w:rPr>
+        <w:t>•</w:t>
+      </w:r>
+      <w:r>
+        <w:rPr>
+          <w:rFonts w:ascii="Times New Roman" w:hAnsi="Times New Roman" w:cs="Times New Roman"/>
+          <w:lang w:val="en-US"/>
+        </w:rPr>
+        <w:tab/>
+        <w:t>Store all platform pricing values</w:t>
+      </w:r>
+    </w:p>
+    <w:p>
+      <w:pPr>
+        <w:rPr>
+          <w:rFonts w:ascii="Times New Roman" w:hAnsi="Times New Roman" w:cs="Times New Roman"/>
+          <w:lang w:val="en-US"/>
+        </w:rPr>
+      </w:pPr>
+      <w:r>
+        <w:rPr>
+          <w:rFonts w:ascii="Times New Roman" w:hAnsi="Times New Roman" w:cs="Times New Roman"/>
+          <w:lang w:val="en-US"/>
+        </w:rPr>
+        <w:t>•</w:t>
+      </w:r>
+      <w:r>
+        <w:rPr>
+          <w:rFonts w:ascii="Times New Roman" w:hAnsi="Times New Roman" w:cs="Times New Roman"/>
+          <w:lang w:val="en-US"/>
+        </w:rPr>
+        <w:tab/>
+        <w:t>Provide a single source of truth for platform tiers and pricing constants</w:t>
+      </w:r>
+    </w:p>
+    <w:p>
+      <w:pPr>
+        <w:rPr>
+          <w:rFonts w:ascii="Times New Roman" w:hAnsi="Times New Roman" w:cs="Times New Roman"/>
+          <w:lang w:val="en-US"/>
+        </w:rPr>
+      </w:pPr>
+      <w:r>
+        <w:rPr>
+          <w:rFonts w:ascii="Times New Roman" w:hAnsi="Times New Roman" w:cs="Times New Roman"/>
+          <w:lang w:val="en-US"/>
+        </w:rPr>
+        <w:t>External APIs</w:t>
+      </w:r>
+    </w:p>
+    <w:p>
+      <w:pPr>
+        <w:rPr>
+          <w:rFonts w:ascii="Times New Roman" w:hAnsi="Times New Roman" w:cs="Times New Roman"/>
+          <w:lang w:val="en-US"/>
+        </w:rPr>
+      </w:pPr>
+      <w:r>
+        <w:rPr>
+          <w:rFonts w:ascii="Times New Roman" w:hAnsi="Times New Roman" w:cs="Times New Roman"/>
+          <w:lang w:val="en-US"/>
+        </w:rPr>
+        <w:t>OpenAI API</w:t>
       </w:r>
     </w:p>
     <w:p>
@@ -3803,182 +4396,48 @@
     </w:p>
     <w:p>
       <w:pPr>
-        <w:pStyle w:val="ListParagraph"/>
-        <w:numPr>
-          <w:ilvl w:val="0"/>
-          <w:numId w:val="8"/>
-        </w:numPr>
-        <w:rPr>
-          <w:rFonts w:ascii="Times New Roman" w:hAnsi="Times New Roman" w:cs="Times New Roman"/>
-          <w:lang w:val="en-US"/>
-        </w:rPr>
-      </w:pPr>
-      <w:r>
-        <w:rPr>
-          <w:rFonts w:ascii="Times New Roman" w:hAnsi="Times New Roman" w:cs="Times New Roman"/>
-          <w:lang w:val="en-US"/>
-        </w:rPr>
-        <w:t>Validate user input</w:t>
-      </w:r>
-    </w:p>
-    <w:p>
-      <w:pPr>
-        <w:pStyle w:val="ListParagraph"/>
-        <w:numPr>
-          <w:ilvl w:val="0"/>
-          <w:numId w:val="8"/>
-        </w:numPr>
-        <w:rPr>
-          <w:rFonts w:ascii="Times New Roman" w:hAnsi="Times New Roman" w:cs="Times New Roman"/>
-          <w:lang w:val="en-US"/>
-        </w:rPr>
-      </w:pPr>
-      <w:r>
-        <w:rPr>
-          <w:rFonts w:ascii="Times New Roman" w:hAnsi="Times New Roman" w:cs="Times New Roman"/>
-          <w:lang w:val="en-US"/>
-        </w:rPr>
-        <w:t>Execute cost calculations</w:t>
-      </w:r>
-    </w:p>
-    <w:p>
-      <w:pPr>
-        <w:pStyle w:val="ListParagraph"/>
-        <w:numPr>
-          <w:ilvl w:val="0"/>
-          <w:numId w:val="8"/>
-        </w:numPr>
-        <w:rPr>
-          <w:rFonts w:ascii="Times New Roman" w:hAnsi="Times New Roman" w:cs="Times New Roman"/>
-          <w:lang w:val="en-US"/>
-        </w:rPr>
-      </w:pPr>
-      <w:r>
-        <w:rPr>
-          <w:rFonts w:ascii="Times New Roman" w:hAnsi="Times New Roman" w:cs="Times New Roman"/>
-          <w:lang w:val="en-US"/>
-        </w:rPr>
-        <w:t>Apply pricing configuration</w:t>
-      </w:r>
-    </w:p>
-    <w:p>
-      <w:pPr>
-        <w:pStyle w:val="ListParagraph"/>
-        <w:numPr>
-          <w:ilvl w:val="0"/>
-          <w:numId w:val="8"/>
-        </w:numPr>
-        <w:rPr>
-          <w:rFonts w:ascii="Times New Roman" w:hAnsi="Times New Roman" w:cs="Times New Roman"/>
-          <w:lang w:val="en-US"/>
-        </w:rPr>
-      </w:pPr>
-      <w:r>
-        <w:rPr>
-          <w:rFonts w:ascii="Times New Roman" w:hAnsi="Times New Roman" w:cs="Times New Roman"/>
-          <w:lang w:val="en-US"/>
-        </w:rPr>
-        <w:t>Return structured responses</w:t>
-      </w:r>
-    </w:p>
-    <w:p>
-      <w:pPr>
-        <w:rPr>
-          <w:rFonts w:ascii="Times New Roman" w:hAnsi="Times New Roman" w:cs="Times New Roman"/>
-          <w:b/>
-          <w:bCs/>
-          <w:lang w:val="en-US"/>
-        </w:rPr>
-      </w:pPr>
-      <w:r>
-        <w:rPr>
-          <w:rFonts w:ascii="Times New Roman" w:hAnsi="Times New Roman" w:cs="Times New Roman"/>
-          <w:b/>
-          <w:bCs/>
-          <w:lang w:val="en-US"/>
-        </w:rPr>
-        <w:t>Data Layer</w:t>
-      </w:r>
-    </w:p>
-    <w:p>
-      <w:pPr>
-        <w:rPr>
-          <w:rFonts w:ascii="Times New Roman" w:hAnsi="Times New Roman" w:cs="Times New Roman"/>
-          <w:lang w:val="en-US"/>
-        </w:rPr>
-      </w:pPr>
-      <w:r>
-        <w:rPr>
-          <w:rFonts w:ascii="Times New Roman" w:hAnsi="Times New Roman" w:cs="Times New Roman"/>
-          <w:lang w:val="en-US"/>
-        </w:rPr>
-        <w:t>pricing.json (central configuration file)</w:t>
-      </w:r>
-    </w:p>
-    <w:p>
-      <w:pPr>
-        <w:rPr>
-          <w:rFonts w:ascii="Times New Roman" w:hAnsi="Times New Roman" w:cs="Times New Roman"/>
-          <w:lang w:val="en-US"/>
-        </w:rPr>
-      </w:pPr>
-      <w:r>
-        <w:rPr>
-          <w:rFonts w:ascii="Times New Roman" w:hAnsi="Times New Roman" w:cs="Times New Roman"/>
-          <w:lang w:val="en-US"/>
-        </w:rPr>
-        <w:t>Responsibilities:</w:t>
-      </w:r>
-    </w:p>
-    <w:p>
-      <w:pPr>
-        <w:pStyle w:val="ListParagraph"/>
-        <w:numPr>
-          <w:ilvl w:val="0"/>
-          <w:numId w:val="9"/>
-        </w:numPr>
-        <w:rPr>
-          <w:rFonts w:ascii="Times New Roman" w:hAnsi="Times New Roman" w:cs="Times New Roman"/>
-          <w:lang w:val="en-US"/>
-        </w:rPr>
-      </w:pPr>
-      <w:r>
-        <w:rPr>
-          <w:rFonts w:ascii="Times New Roman" w:hAnsi="Times New Roman" w:cs="Times New Roman"/>
-          <w:lang w:val="en-US"/>
-        </w:rPr>
-        <w:t>Store all pricing values</w:t>
-      </w:r>
-    </w:p>
-    <w:p>
-      <w:pPr>
-        <w:pStyle w:val="ListParagraph"/>
-        <w:numPr>
-          <w:ilvl w:val="0"/>
-          <w:numId w:val="9"/>
-        </w:numPr>
-        <w:rPr>
-          <w:rFonts w:ascii="Times New Roman" w:hAnsi="Times New Roman" w:cs="Times New Roman"/>
-          <w:lang w:val="en-US"/>
-        </w:rPr>
-      </w:pPr>
-      <w:r>
-        <w:rPr>
-          <w:rFonts w:ascii="Times New Roman" w:hAnsi="Times New Roman" w:cs="Times New Roman"/>
-          <w:lang w:val="en-US"/>
-        </w:rPr>
-        <w:t>Provide a single source for cost parameters</w:t>
-      </w:r>
-    </w:p>
-    <w:p>
-      <w:pPr>
         <w:pStyle w:val="Heading2"/>
         <w:rPr>
-          <w:lang w:val="en-US"/>
-        </w:rPr>
-      </w:pPr>
-      <w:r>
-        <w:rPr>
+          <w:rFonts w:ascii="Times New Roman" w:eastAsiaTheme="minorHAnsi" w:hAnsi="Times New Roman" w:cs="Times New Roman"/>
+          <w:color w:val="auto"/>
+          <w:sz w:val="24"/>
+          <w:szCs w:val="24"/>
+          <w:lang w:val="en-US"/>
+        </w:rPr>
+      </w:pPr>
+      <w:r>
+        <w:rPr>
+          <w:rFonts w:ascii="Times New Roman" w:eastAsiaTheme="minorHAnsi" w:hAnsi="Times New Roman" w:cs="Times New Roman"/>
+          <w:color w:val="auto"/>
+          <w:sz w:val="24"/>
+          <w:szCs w:val="24"/>
+          <w:lang w:val="en-US"/>
+        </w:rPr>
+        <w:t>•</w:t>
+      </w:r>
+      <w:r>
+        <w:rPr>
+          <w:rFonts w:ascii="Times New Roman" w:eastAsiaTheme="minorHAnsi" w:hAnsi="Times New Roman" w:cs="Times New Roman"/>
+          <w:color w:val="auto"/>
+          <w:sz w:val="24"/>
+          <w:szCs w:val="24"/>
+          <w:lang w:val="en-US"/>
+        </w:rPr>
+        <w:tab/>
+        <w:t>Provide conversational AI responses for the chat feature</w:t>
+      </w:r>
+    </w:p>
+    <w:p>
+      <w:pPr>
+        <w:pStyle w:val="Heading2"/>
+        <w:rPr>
+          <w:rFonts w:ascii="Times New Roman" w:hAnsi="Times New Roman" w:cs="Times New Roman"/>
+          <w:lang w:val="en-US"/>
+        </w:rPr>
+      </w:pPr>
+      <w:r>
+        <w:rPr>
+          <w:rFonts w:ascii="Times New Roman" w:hAnsi="Times New Roman" w:cs="Times New Roman"/>
           <w:lang w:val="en-US"/>
         </w:rPr>
         <w:t>6. UI/UX Requirements</w:t>
@@ -4060,23 +4519,27 @@
       <w:pPr>
         <w:pStyle w:val="Heading3"/>
         <w:rPr>
-          <w:lang w:val="en-US"/>
-        </w:rPr>
-      </w:pPr>
-      <w:r>
-        <w:rPr>
+          <w:rFonts w:ascii="Times New Roman" w:hAnsi="Times New Roman" w:cs="Times New Roman"/>
+          <w:lang w:val="en-US"/>
+        </w:rPr>
+      </w:pPr>
+      <w:r>
+        <w:rPr>
+          <w:rFonts w:ascii="Times New Roman" w:hAnsi="Times New Roman" w:cs="Times New Roman"/>
           <w:lang w:val="en-US"/>
         </w:rPr>
         <w:t>6.</w:t>
       </w:r>
       <w:r>
         <w:rPr>
+          <w:rFonts w:ascii="Times New Roman" w:hAnsi="Times New Roman" w:cs="Times New Roman"/>
           <w:lang w:val="en-US"/>
         </w:rPr>
         <w:t>1</w:t>
       </w:r>
       <w:r>
         <w:rPr>
+          <w:rFonts w:ascii="Times New Roman" w:hAnsi="Times New Roman" w:cs="Times New Roman"/>
           <w:lang w:val="en-US"/>
         </w:rPr>
         <w:t xml:space="preserve"> Interface Requirements</w:t>
@@ -4099,85 +4562,117 @@
     </w:p>
     <w:p>
       <w:pPr>
-        <w:rPr>
-          <w:rFonts w:ascii="Times New Roman" w:hAnsi="Times New Roman" w:cs="Times New Roman"/>
-          <w:lang w:val="en-US"/>
-        </w:rPr>
-      </w:pPr>
-      <w:r>
-        <w:rPr>
-          <w:rFonts w:ascii="Times New Roman" w:hAnsi="Times New Roman" w:cs="Times New Roman"/>
-          <w:lang w:val="en-US"/>
-        </w:rPr>
-        <w:t xml:space="preserve">Chat-style interface </w:t>
-      </w:r>
-    </w:p>
-    <w:p>
-      <w:pPr>
-        <w:rPr>
-          <w:rFonts w:ascii="Times New Roman" w:hAnsi="Times New Roman" w:cs="Times New Roman"/>
-          <w:lang w:val="en-US"/>
-        </w:rPr>
-      </w:pPr>
-      <w:r>
-        <w:rPr>
-          <w:rFonts w:ascii="Times New Roman" w:hAnsi="Times New Roman" w:cs="Times New Roman"/>
-          <w:lang w:val="en-US"/>
-        </w:rPr>
-        <w:t>Input prompts for user data</w:t>
-      </w:r>
-    </w:p>
-    <w:p>
-      <w:pPr>
-        <w:rPr>
-          <w:rFonts w:ascii="Times New Roman" w:hAnsi="Times New Roman" w:cs="Times New Roman"/>
-          <w:lang w:val="en-US"/>
-        </w:rPr>
-      </w:pPr>
-      <w:r>
-        <w:rPr>
-          <w:rFonts w:ascii="Times New Roman" w:hAnsi="Times New Roman" w:cs="Times New Roman"/>
-          <w:lang w:val="en-US"/>
-        </w:rPr>
-        <w:t>Structured cost output</w:t>
-      </w:r>
-    </w:p>
-    <w:p>
-      <w:pPr>
-        <w:rPr>
-          <w:rFonts w:ascii="Times New Roman" w:hAnsi="Times New Roman" w:cs="Times New Roman"/>
-          <w:lang w:val="en-US"/>
-        </w:rPr>
-      </w:pPr>
-      <w:r>
-        <w:rPr>
-          <w:rFonts w:ascii="Times New Roman" w:hAnsi="Times New Roman" w:cs="Times New Roman"/>
-          <w:lang w:val="en-US"/>
-        </w:rPr>
-        <w:t>Error messages for invalid input</w:t>
-      </w:r>
-    </w:p>
-    <w:p>
-      <w:pPr>
         <w:pStyle w:val="Heading3"/>
         <w:rPr>
-          <w:lang w:val="en-US"/>
-        </w:rPr>
-      </w:pPr>
-      <w:r>
-        <w:rPr>
+          <w:rFonts w:ascii="Times New Roman" w:eastAsiaTheme="minorHAnsi" w:hAnsi="Times New Roman" w:cs="Times New Roman"/>
+          <w:color w:val="auto"/>
+          <w:sz w:val="24"/>
+          <w:szCs w:val="24"/>
+          <w:lang w:val="en-US"/>
+        </w:rPr>
+      </w:pPr>
+      <w:r>
+        <w:rPr>
+          <w:rFonts w:ascii="Times New Roman" w:eastAsiaTheme="minorHAnsi" w:hAnsi="Times New Roman" w:cs="Times New Roman"/>
+          <w:color w:val="auto"/>
+          <w:sz w:val="24"/>
+          <w:szCs w:val="24"/>
+          <w:lang w:val="en-US"/>
+        </w:rPr>
+        <w:t>Chat-style interface with a main menu (Calculate vs AI Chat)</w:t>
+      </w:r>
+    </w:p>
+    <w:p>
+      <w:pPr>
+        <w:pStyle w:val="Heading3"/>
+        <w:rPr>
+          <w:rFonts w:ascii="Times New Roman" w:eastAsiaTheme="minorHAnsi" w:hAnsi="Times New Roman" w:cs="Times New Roman"/>
+          <w:color w:val="auto"/>
+          <w:sz w:val="24"/>
+          <w:szCs w:val="24"/>
+          <w:lang w:val="en-US"/>
+        </w:rPr>
+      </w:pPr>
+      <w:r>
+        <w:rPr>
+          <w:rFonts w:ascii="Times New Roman" w:eastAsiaTheme="minorHAnsi" w:hAnsi="Times New Roman" w:cs="Times New Roman"/>
+          <w:color w:val="auto"/>
+          <w:sz w:val="24"/>
+          <w:szCs w:val="24"/>
+          <w:lang w:val="en-US"/>
+        </w:rPr>
+        <w:t>Usage presets (Startup, Growth, Enterprise) for fast estimation</w:t>
+      </w:r>
+    </w:p>
+    <w:p>
+      <w:pPr>
+        <w:pStyle w:val="Heading3"/>
+        <w:rPr>
+          <w:rFonts w:ascii="Times New Roman" w:eastAsiaTheme="minorHAnsi" w:hAnsi="Times New Roman" w:cs="Times New Roman"/>
+          <w:color w:val="auto"/>
+          <w:sz w:val="24"/>
+          <w:szCs w:val="24"/>
+          <w:lang w:val="en-US"/>
+        </w:rPr>
+      </w:pPr>
+      <w:r>
+        <w:rPr>
+          <w:rFonts w:ascii="Times New Roman" w:eastAsiaTheme="minorHAnsi" w:hAnsi="Times New Roman" w:cs="Times New Roman"/>
+          <w:color w:val="auto"/>
+          <w:sz w:val="24"/>
+          <w:szCs w:val="24"/>
+          <w:lang w:val="en-US"/>
+        </w:rPr>
+        <w:t>Custom Input prompts for specific component data</w:t>
+      </w:r>
+    </w:p>
+    <w:p>
+      <w:pPr>
+        <w:pStyle w:val="Heading3"/>
+        <w:rPr>
+          <w:rFonts w:ascii="Times New Roman" w:eastAsiaTheme="minorHAnsi" w:hAnsi="Times New Roman" w:cs="Times New Roman"/>
+          <w:color w:val="auto"/>
+          <w:sz w:val="24"/>
+          <w:szCs w:val="24"/>
+          <w:lang w:val="en-US"/>
+        </w:rPr>
+      </w:pPr>
+      <w:r>
+        <w:rPr>
+          <w:rFonts w:ascii="Times New Roman" w:eastAsiaTheme="minorHAnsi" w:hAnsi="Times New Roman" w:cs="Times New Roman"/>
+          <w:color w:val="auto"/>
+          <w:sz w:val="24"/>
+          <w:szCs w:val="24"/>
+          <w:lang w:val="en-US"/>
+        </w:rPr>
+        <w:t>Structured cost output comparing estimates based on the chosen platform</w:t>
+      </w:r>
+    </w:p>
+    <w:p>
+      <w:pPr>
+        <w:pStyle w:val="Heading3"/>
+        <w:rPr>
+          <w:rFonts w:ascii="Times New Roman" w:hAnsi="Times New Roman" w:cs="Times New Roman"/>
+          <w:lang w:val="en-US"/>
+        </w:rPr>
+      </w:pPr>
+      <w:r>
+        <w:rPr>
+          <w:rFonts w:ascii="Times New Roman" w:hAnsi="Times New Roman" w:cs="Times New Roman"/>
           <w:lang w:val="en-US"/>
         </w:rPr>
         <w:t>6.</w:t>
       </w:r>
       <w:r>
         <w:rPr>
+          <w:rFonts w:ascii="Times New Roman" w:hAnsi="Times New Roman" w:cs="Times New Roman"/>
           <w:lang w:val="en-US"/>
         </w:rPr>
         <w:t>2</w:t>
       </w:r>
       <w:r>
         <w:rPr>
+          <w:rFonts w:ascii="Times New Roman" w:hAnsi="Times New Roman" w:cs="Times New Roman"/>
           <w:lang w:val="en-US"/>
         </w:rPr>
         <w:t xml:space="preserve"> User Interaction Flow</w:t>
@@ -4220,21 +4715,7 @@
           <w:rFonts w:ascii="Times New Roman" w:hAnsi="Times New Roman" w:cs="Times New Roman"/>
           <w:lang w:val="en-US"/>
         </w:rPr>
-        <w:t>Bot greets the user</w:t>
-      </w:r>
-      <w:r>
-        <w:rPr>
-          <w:rFonts w:ascii="Times New Roman" w:hAnsi="Times New Roman" w:cs="Times New Roman"/>
-          <w:lang w:val="en-US"/>
-        </w:rPr>
-        <w:t>, and</w:t>
-      </w:r>
-      <w:r>
-        <w:rPr>
-          <w:rFonts w:ascii="Times New Roman" w:hAnsi="Times New Roman" w:cs="Times New Roman"/>
-          <w:lang w:val="en-US"/>
-        </w:rPr>
-        <w:t xml:space="preserve"> asks for input (compute, storage, etc.)</w:t>
+        <w:t>Bot greets the user with a Main Menu offering Cost Calculation or AI Chat.</w:t>
       </w:r>
     </w:p>
     <w:p>
@@ -4301,23 +4782,27 @@
       <w:pPr>
         <w:pStyle w:val="Heading3"/>
         <w:rPr>
-          <w:lang w:val="en-US"/>
-        </w:rPr>
-      </w:pPr>
-      <w:r>
-        <w:rPr>
+          <w:rFonts w:ascii="Times New Roman" w:hAnsi="Times New Roman" w:cs="Times New Roman"/>
+          <w:lang w:val="en-US"/>
+        </w:rPr>
+      </w:pPr>
+      <w:r>
+        <w:rPr>
+          <w:rFonts w:ascii="Times New Roman" w:hAnsi="Times New Roman" w:cs="Times New Roman"/>
           <w:lang w:val="en-US"/>
         </w:rPr>
         <w:t>6.</w:t>
       </w:r>
       <w:r>
         <w:rPr>
+          <w:rFonts w:ascii="Times New Roman" w:hAnsi="Times New Roman" w:cs="Times New Roman"/>
           <w:lang w:val="en-US"/>
         </w:rPr>
         <w:t>3</w:t>
       </w:r>
       <w:r>
         <w:rPr>
+          <w:rFonts w:ascii="Times New Roman" w:hAnsi="Times New Roman" w:cs="Times New Roman"/>
           <w:lang w:val="en-US"/>
         </w:rPr>
         <w:t xml:space="preserve"> Output Format Requirements</w:t>
@@ -4358,45 +4843,103 @@
           <w:rFonts w:ascii="Times New Roman" w:hAnsi="Times New Roman" w:cs="Times New Roman"/>
           <w:lang w:val="en-US"/>
         </w:rPr>
+        <w:t>Example:</w:t>
+      </w:r>
+    </w:p>
+    <w:p>
+      <w:pPr>
+        <w:rPr>
+          <w:rFonts w:ascii="Times New Roman" w:hAnsi="Times New Roman" w:cs="Times New Roman"/>
+          <w:lang w:val="en-US"/>
+        </w:rPr>
+      </w:pPr>
+      <w:r>
+        <w:rPr>
+          <w:rFonts w:ascii="Times New Roman" w:hAnsi="Times New Roman" w:cs="Times New Roman"/>
+          <w:lang w:val="en-US"/>
+        </w:rPr>
+        <w:t>Compute Cost: $5.00</w:t>
+      </w:r>
+    </w:p>
+    <w:p>
+      <w:pPr>
+        <w:rPr>
+          <w:rFonts w:ascii="Times New Roman" w:hAnsi="Times New Roman" w:cs="Times New Roman"/>
+          <w:lang w:val="en-US"/>
+        </w:rPr>
+      </w:pPr>
+      <w:r>
+        <w:rPr>
+          <w:rFonts w:ascii="Times New Roman" w:hAnsi="Times New Roman" w:cs="Times New Roman"/>
+          <w:lang w:val="en-US"/>
+        </w:rPr>
+        <w:t>Storage Cost: $</w:t>
+      </w:r>
+      <w:r>
+        <w:rPr>
+          <w:rFonts w:ascii="Times New Roman" w:hAnsi="Times New Roman" w:cs="Times New Roman"/>
+          <w:lang w:val="en-US"/>
+        </w:rPr>
+        <w:t>15</w:t>
+      </w:r>
+      <w:r>
+        <w:rPr>
+          <w:rFonts w:ascii="Times New Roman" w:hAnsi="Times New Roman" w:cs="Times New Roman"/>
+          <w:lang w:val="en-US"/>
+        </w:rPr>
+        <w:t>.00</w:t>
+      </w:r>
+    </w:p>
+    <w:p>
+      <w:pPr>
+        <w:rPr>
+          <w:rFonts w:ascii="Times New Roman" w:hAnsi="Times New Roman" w:cs="Times New Roman"/>
+          <w:lang w:val="en-US"/>
+        </w:rPr>
+      </w:pPr>
+      <w:r>
+        <w:rPr>
+          <w:rFonts w:ascii="Times New Roman" w:hAnsi="Times New Roman" w:cs="Times New Roman"/>
+          <w:lang w:val="en-US"/>
+        </w:rPr>
+        <w:t>Bandwidth Cost: $</w:t>
+      </w:r>
+      <w:r>
+        <w:rPr>
+          <w:rFonts w:ascii="Times New Roman" w:hAnsi="Times New Roman" w:cs="Times New Roman"/>
+          <w:lang w:val="en-US"/>
+        </w:rPr>
+        <w:t>20</w:t>
+      </w:r>
+      <w:r>
+        <w:rPr>
+          <w:rFonts w:ascii="Times New Roman" w:hAnsi="Times New Roman" w:cs="Times New Roman"/>
+          <w:lang w:val="en-US"/>
+        </w:rPr>
+        <w:t>.00</w:t>
+      </w:r>
+    </w:p>
+    <w:p>
+      <w:pPr>
+        <w:rPr>
+          <w:rFonts w:ascii="Times New Roman" w:hAnsi="Times New Roman" w:cs="Times New Roman"/>
+          <w:lang w:val="en-US"/>
+        </w:rPr>
+      </w:pPr>
+      <w:r>
+        <w:rPr>
+          <w:rFonts w:ascii="Times New Roman" w:hAnsi="Times New Roman" w:cs="Times New Roman"/>
+          <w:lang w:val="en-US"/>
+        </w:rPr>
         <w:lastRenderedPageBreak/>
-        <w:t>Example:</w:t>
-      </w:r>
-    </w:p>
-    <w:p>
-      <w:pPr>
-        <w:rPr>
-          <w:rFonts w:ascii="Times New Roman" w:hAnsi="Times New Roman" w:cs="Times New Roman"/>
-          <w:lang w:val="en-US"/>
-        </w:rPr>
-      </w:pPr>
-      <w:r>
-        <w:rPr>
-          <w:rFonts w:ascii="Times New Roman" w:hAnsi="Times New Roman" w:cs="Times New Roman"/>
-          <w:lang w:val="en-US"/>
-        </w:rPr>
-        <w:t>Compute Cost: $5.00</w:t>
-      </w:r>
-    </w:p>
-    <w:p>
-      <w:pPr>
-        <w:rPr>
-          <w:rFonts w:ascii="Times New Roman" w:hAnsi="Times New Roman" w:cs="Times New Roman"/>
-          <w:lang w:val="en-US"/>
-        </w:rPr>
-      </w:pPr>
-      <w:r>
-        <w:rPr>
-          <w:rFonts w:ascii="Times New Roman" w:hAnsi="Times New Roman" w:cs="Times New Roman"/>
-          <w:lang w:val="en-US"/>
-        </w:rPr>
-        <w:t>Storage Cost: $</w:t>
-      </w:r>
-      <w:r>
-        <w:rPr>
-          <w:rFonts w:ascii="Times New Roman" w:hAnsi="Times New Roman" w:cs="Times New Roman"/>
-          <w:lang w:val="en-US"/>
-        </w:rPr>
-        <w:t>15</w:t>
+        <w:t>Database Cost: $</w:t>
+      </w:r>
+      <w:r>
+        <w:rPr>
+          <w:rFonts w:ascii="Times New Roman" w:hAnsi="Times New Roman" w:cs="Times New Roman"/>
+          <w:lang w:val="en-US"/>
+        </w:rPr>
+        <w:t>50</w:t>
       </w:r>
       <w:r>
         <w:rPr>
@@ -4413,19 +4956,27 @@
           <w:lang w:val="en-US"/>
         </w:rPr>
       </w:pPr>
-      <w:r>
-        <w:rPr>
-          <w:rFonts w:ascii="Times New Roman" w:hAnsi="Times New Roman" w:cs="Times New Roman"/>
-          <w:lang w:val="en-US"/>
-        </w:rPr>
-        <w:t>Bandwidth Cost: $</w:t>
-      </w:r>
-      <w:r>
-        <w:rPr>
-          <w:rFonts w:ascii="Times New Roman" w:hAnsi="Times New Roman" w:cs="Times New Roman"/>
-          <w:lang w:val="en-US"/>
-        </w:rPr>
-        <w:t>20</w:t>
+    </w:p>
+    <w:p>
+      <w:pPr>
+        <w:rPr>
+          <w:rFonts w:ascii="Times New Roman" w:hAnsi="Times New Roman" w:cs="Times New Roman"/>
+          <w:lang w:val="en-US"/>
+        </w:rPr>
+      </w:pPr>
+      <w:r>
+        <w:rPr>
+          <w:rFonts w:ascii="Times New Roman" w:hAnsi="Times New Roman" w:cs="Times New Roman"/>
+          <w:lang w:val="en-US"/>
+        </w:rPr>
+        <w:t>Total Monthly Cost: $</w:t>
+      </w:r>
+      <w:r>
+        <w:rPr>
+          <w:rFonts w:ascii="Times New Roman" w:hAnsi="Times New Roman" w:cs="Times New Roman"/>
+          <w:lang w:val="en-US"/>
+        </w:rPr>
+        <w:t>90</w:t>
       </w:r>
       <w:r>
         <w:rPr>
@@ -4437,91 +4988,29 @@
     </w:p>
     <w:p>
       <w:pPr>
-        <w:rPr>
-          <w:rFonts w:ascii="Times New Roman" w:hAnsi="Times New Roman" w:cs="Times New Roman"/>
-          <w:lang w:val="en-US"/>
-        </w:rPr>
-      </w:pPr>
-      <w:r>
-        <w:rPr>
-          <w:rFonts w:ascii="Times New Roman" w:hAnsi="Times New Roman" w:cs="Times New Roman"/>
-          <w:lang w:val="en-US"/>
-        </w:rPr>
-        <w:t>Database Cost: $</w:t>
-      </w:r>
-      <w:r>
-        <w:rPr>
-          <w:rFonts w:ascii="Times New Roman" w:hAnsi="Times New Roman" w:cs="Times New Roman"/>
-          <w:lang w:val="en-US"/>
-        </w:rPr>
-        <w:t>50</w:t>
-      </w:r>
-      <w:r>
-        <w:rPr>
-          <w:rFonts w:ascii="Times New Roman" w:hAnsi="Times New Roman" w:cs="Times New Roman"/>
-          <w:lang w:val="en-US"/>
-        </w:rPr>
-        <w:t>.00</w:t>
-      </w:r>
-    </w:p>
-    <w:p>
-      <w:pPr>
-        <w:rPr>
-          <w:rFonts w:ascii="Times New Roman" w:hAnsi="Times New Roman" w:cs="Times New Roman"/>
-          <w:lang w:val="en-US"/>
-        </w:rPr>
-      </w:pPr>
-    </w:p>
-    <w:p>
-      <w:pPr>
-        <w:rPr>
-          <w:rFonts w:ascii="Times New Roman" w:hAnsi="Times New Roman" w:cs="Times New Roman"/>
-          <w:lang w:val="en-US"/>
-        </w:rPr>
-      </w:pPr>
-      <w:r>
-        <w:rPr>
-          <w:rFonts w:ascii="Times New Roman" w:hAnsi="Times New Roman" w:cs="Times New Roman"/>
-          <w:lang w:val="en-US"/>
-        </w:rPr>
-        <w:t>Total Monthly Cost: $</w:t>
-      </w:r>
-      <w:r>
-        <w:rPr>
-          <w:rFonts w:ascii="Times New Roman" w:hAnsi="Times New Roman" w:cs="Times New Roman"/>
-          <w:lang w:val="en-US"/>
-        </w:rPr>
-        <w:t>90</w:t>
-      </w:r>
-      <w:r>
-        <w:rPr>
-          <w:rFonts w:ascii="Times New Roman" w:hAnsi="Times New Roman" w:cs="Times New Roman"/>
-          <w:lang w:val="en-US"/>
-        </w:rPr>
-        <w:t>.00</w:t>
-      </w:r>
-    </w:p>
-    <w:p>
-      <w:pPr>
         <w:pStyle w:val="Heading3"/>
         <w:rPr>
-          <w:lang w:val="en-US"/>
-        </w:rPr>
-      </w:pPr>
-      <w:r>
-        <w:rPr>
+          <w:rFonts w:ascii="Times New Roman" w:hAnsi="Times New Roman" w:cs="Times New Roman"/>
+          <w:lang w:val="en-US"/>
+        </w:rPr>
+      </w:pPr>
+      <w:r>
+        <w:rPr>
+          <w:rFonts w:ascii="Times New Roman" w:hAnsi="Times New Roman" w:cs="Times New Roman"/>
           <w:lang w:val="en-US"/>
         </w:rPr>
         <w:t>6.</w:t>
       </w:r>
       <w:r>
         <w:rPr>
+          <w:rFonts w:ascii="Times New Roman" w:hAnsi="Times New Roman" w:cs="Times New Roman"/>
           <w:lang w:val="en-US"/>
         </w:rPr>
         <w:t>4</w:t>
       </w:r>
       <w:r>
         <w:rPr>
+          <w:rFonts w:ascii="Times New Roman" w:hAnsi="Times New Roman" w:cs="Times New Roman"/>
           <w:lang w:val="en-US"/>
         </w:rPr>
         <w:t xml:space="preserve"> Error Handling UX</w:t>
@@ -4718,7 +5207,7 @@
   <w:abstractNum w:abstractNumId="1" w15:restartNumberingAfterBreak="0">
     <w:nsid w:val="08317838"/>
     <w:multiLevelType w:val="hybridMultilevel"/>
-    <w:tmpl w:val="AF888554"/>
+    <w:tmpl w:val="A1F490FA"/>
     <w:lvl w:ilvl="0" w:tplc="0C00000F">
       <w:start w:val="1"/>
       <w:numFmt w:val="decimal"/>
@@ -6518,7 +7007,6 @@
   <w:style w:type="character" w:default="1" w:styleId="DefaultParagraphFont">
     <w:name w:val="Default Paragraph Font"/>
     <w:uiPriority w:val="1"/>
-    <w:semiHidden/>
     <w:unhideWhenUsed/>
   </w:style>
   <w:style w:type="table" w:default="1" w:styleId="TableNormal">
